--- a/docs/上线指引.docx
+++ b/docs/上线指引.docx
@@ -671,7 +671,7 @@
     </w:p>
     <w:bookmarkEnd w:id="24"/>
     <w:bookmarkEnd w:id="25"/>
-    <w:bookmarkStart w:id="29" w:name="代码与项目配置"/>
+    <w:bookmarkStart w:id="30" w:name="代码与项目配置"/>
     <w:p>
       <w:pPr>
         <w:pStyle w:val="Heading1"/>
@@ -1002,14 +1002,41 @@
       </w:r>
     </w:p>
     <w:bookmarkEnd w:id="28"/>
-    <w:bookmarkEnd w:id="29"/>
-    <w:bookmarkStart w:id="30" w:name="包体与性能"/>
-    <w:p>
-      <w:pPr>
-        <w:pStyle w:val="Heading1"/>
-      </w:pPr>
-      <w:r>
-        <w:t xml:space="preserve">5. 包体与性能</w:t>
+    <w:bookmarkStart w:id="29" w:name="订阅消息打卡提醒"/>
+    <w:p>
+      <w:pPr>
+        <w:pStyle w:val="Heading2"/>
+      </w:pPr>
+      <w:r>
+        <w:t xml:space="preserve">4.4 订阅消息（打卡提醒）</w:t>
+      </w:r>
+    </w:p>
+    <w:p>
+      <w:pPr>
+        <w:pStyle w:val="FirstParagraph"/>
+      </w:pPr>
+      <w:r>
+        <w:t xml:space="preserve">小程序端只能</w:t>
+      </w:r>
+      <w:r>
+        <w:rPr>
+          <w:bCs/>
+          <w:b/>
+        </w:rPr>
+        <w:t xml:space="preserve">申请授权</w:t>
+      </w:r>
+      <w:r>
+        <w:t xml:space="preserve">，</w:t>
+      </w:r>
+      <w:r>
+        <w:rPr>
+          <w:bCs/>
+          <w:b/>
+        </w:rPr>
+        <w:t xml:space="preserve">真正的定时推送必须由服务端发送</w:t>
+      </w:r>
+      <w:r>
+        <w:t xml:space="preserve">。</w:t>
       </w:r>
     </w:p>
     <w:p>
@@ -1018,28 +1045,22 @@
           <w:ilvl w:val="0"/>
           <w:numId w:val="1010"/>
         </w:numPr>
-        <w:pStyle w:val="Compact"/>
-      </w:pPr>
-      <w:r>
-        <w:t xml:space="preserve">主包默认包含：</w:t>
-      </w:r>
-      <w:r>
-        <w:rPr>
-          <w:rStyle w:val="VerbatimChar"/>
-        </w:rPr>
-        <w:t xml:space="preserve">vendor/</w:t>
-      </w:r>
-      <w:r>
-        <w:t xml:space="preserve">（hanzi-writer ~106KB）、</w:t>
-      </w:r>
-      <w:r>
-        <w:rPr>
-          <w:rStyle w:val="VerbatimChar"/>
-        </w:rPr>
-        <w:t xml:space="preserve">data/</w:t>
-      </w:r>
-      <w:r>
-        <w:t xml:space="preserve">（教材/古诗等约 110KB）、页面代码。整体远低于主包 2MB 上限。</w:t>
+      </w:pPr>
+      <w:r>
+        <w:t xml:space="preserve">公众平台「功能 → 订阅消息 → 选用模板」申请一个「打卡提醒」类模板，得到</w:t>
+      </w:r>
+      <w:r>
+        <w:t xml:space="preserve"> </w:t>
+      </w:r>
+      <w:r>
+        <w:rPr>
+          <w:bCs/>
+          <w:b/>
+        </w:rPr>
+        <w:t xml:space="preserve">模板ID</w:t>
+      </w:r>
+      <w:r>
+        <w:t xml:space="preserve">。</w:t>
       </w:r>
     </w:p>
     <w:p>
@@ -1048,10 +1069,9 @@
           <w:ilvl w:val="0"/>
           <w:numId w:val="1010"/>
         </w:numPr>
-        <w:pStyle w:val="Compact"/>
-      </w:pPr>
-      <w:r>
-        <w:t xml:space="preserve">若后续体积增大，可把</w:t>
+      </w:pPr>
+      <w:r>
+        <w:t xml:space="preserve">在</w:t>
       </w:r>
       <w:r>
         <w:t xml:space="preserve"> </w:t>
@@ -1060,64 +1080,1318 @@
         <w:rPr>
           <w:rStyle w:val="VerbatimChar"/>
         </w:rPr>
-        <w:t xml:space="preserve">data/textbook*.js</w:t>
-      </w:r>
-      <w:r>
-        <w:t xml:space="preserve">、</w:t>
+        <w:t xml:space="preserve">utils/config.js</w:t>
+      </w:r>
+      <w:r>
+        <w:t xml:space="preserve"> </w:t>
+      </w:r>
+      <w:r>
+        <w:t xml:space="preserve">填写：</w:t>
+      </w:r>
+    </w:p>
+    <w:p>
+      <w:pPr>
+        <w:numPr>
+          <w:ilvl w:val="0"/>
+          <w:numId w:val="1000"/>
+        </w:numPr>
+        <w:pStyle w:val="SourceCode"/>
+      </w:pPr>
+      <w:r>
+        <w:rPr>
+          <w:rStyle w:val="NormalTok"/>
+        </w:rPr>
+        <w:t xml:space="preserve">subscribe</w:t>
+      </w:r>
+      <w:r>
+        <w:rPr>
+          <w:rStyle w:val="OperatorTok"/>
+        </w:rPr>
+        <w:t xml:space="preserve">:</w:t>
+      </w:r>
+      <w:r>
+        <w:rPr>
+          <w:rStyle w:val="NormalTok"/>
+        </w:rPr>
+        <w:t xml:space="preserve"> { </w:t>
+      </w:r>
+      <w:r>
+        <w:rPr>
+          <w:rStyle w:val="DataTypeTok"/>
+        </w:rPr>
+        <w:t xml:space="preserve">enabled</w:t>
+      </w:r>
+      <w:r>
+        <w:rPr>
+          <w:rStyle w:val="OperatorTok"/>
+        </w:rPr>
+        <w:t xml:space="preserve">:</w:t>
+      </w:r>
+      <w:r>
+        <w:rPr>
+          <w:rStyle w:val="NormalTok"/>
+        </w:rPr>
+        <w:t xml:space="preserve"> </w:t>
+      </w:r>
+      <w:r>
+        <w:rPr>
+          <w:rStyle w:val="KeywordTok"/>
+        </w:rPr>
+        <w:t xml:space="preserve">true</w:t>
+      </w:r>
+      <w:r>
+        <w:rPr>
+          <w:rStyle w:val="OperatorTok"/>
+        </w:rPr>
+        <w:t xml:space="preserve">,</w:t>
+      </w:r>
+      <w:r>
+        <w:rPr>
+          <w:rStyle w:val="NormalTok"/>
+        </w:rPr>
+        <w:t xml:space="preserve"> </w:t>
+      </w:r>
+      <w:r>
+        <w:rPr>
+          <w:rStyle w:val="DataTypeTok"/>
+        </w:rPr>
+        <w:t xml:space="preserve">tmplId</w:t>
+      </w:r>
+      <w:r>
+        <w:rPr>
+          <w:rStyle w:val="OperatorTok"/>
+        </w:rPr>
+        <w:t xml:space="preserve">:</w:t>
+      </w:r>
+      <w:r>
+        <w:rPr>
+          <w:rStyle w:val="NormalTok"/>
+        </w:rPr>
+        <w:t xml:space="preserve"> </w:t>
+      </w:r>
+      <w:r>
+        <w:rPr>
+          <w:rStyle w:val="StringTok"/>
+        </w:rPr>
+        <w:t xml:space="preserve">'你的模板ID'</w:t>
+      </w:r>
+      <w:r>
+        <w:rPr>
+          <w:rStyle w:val="NormalTok"/>
+        </w:rPr>
+        <w:t xml:space="preserve"> }</w:t>
+      </w:r>
+    </w:p>
+    <w:p>
+      <w:pPr>
+        <w:numPr>
+          <w:ilvl w:val="0"/>
+          <w:numId w:val="1010"/>
+        </w:numPr>
+      </w:pPr>
+      <w:r>
+        <w:t xml:space="preserve">小程序「我的 → 打卡提醒」开关会调用</w:t>
+      </w:r>
+      <w:r>
+        <w:t xml:space="preserve"> </w:t>
       </w:r>
       <w:r>
         <w:rPr>
           <w:rStyle w:val="VerbatimChar"/>
         </w:rPr>
-        <w:t xml:space="preserve">data/poems.js</w:t>
-      </w:r>
-      <w:r>
-        <w:t xml:space="preserve"> </w:t>
-      </w:r>
-      <w:r>
-        <w:t xml:space="preserve">移入分包（注意：移到分包后，</w:t>
+        <w:t xml:space="preserve">wx.requestSubscribeMessage</w:t>
+      </w:r>
+      <w:r>
+        <w:t xml:space="preserve"> </w:t>
+      </w:r>
+      <w:r>
+        <w:t xml:space="preserve">申请授权，并保存提醒时间。</w:t>
+      </w:r>
+    </w:p>
+    <w:p>
+      <w:pPr>
+        <w:numPr>
+          <w:ilvl w:val="0"/>
+          <w:numId w:val="1010"/>
+        </w:numPr>
+      </w:pPr>
+      <w:r>
+        <w:t xml:space="preserve">服务端定时发送（示例：微信云开发云函数 + 定时触发器）：</w:t>
+      </w:r>
+    </w:p>
+    <w:p>
+      <w:pPr>
+        <w:numPr>
+          <w:ilvl w:val="0"/>
+          <w:numId w:val="1000"/>
+        </w:numPr>
+        <w:pStyle w:val="SourceCode"/>
+      </w:pPr>
+      <w:r>
+        <w:rPr>
+          <w:rStyle w:val="CommentTok"/>
+        </w:rPr>
+        <w:t xml:space="preserve">// cloudfunctions/sendReminder/index.js</w:t>
+      </w:r>
+      <w:r>
+        <w:br/>
+      </w:r>
+      <w:r>
+        <w:rPr>
+          <w:rStyle w:val="KeywordTok"/>
+        </w:rPr>
+        <w:t xml:space="preserve">const</w:t>
+      </w:r>
+      <w:r>
+        <w:rPr>
+          <w:rStyle w:val="NormalTok"/>
+        </w:rPr>
+        <w:t xml:space="preserve"> cloud </w:t>
+      </w:r>
+      <w:r>
+        <w:rPr>
+          <w:rStyle w:val="OperatorTok"/>
+        </w:rPr>
+        <w:t xml:space="preserve">=</w:t>
+      </w:r>
+      <w:r>
+        <w:rPr>
+          <w:rStyle w:val="NormalTok"/>
+        </w:rPr>
+        <w:t xml:space="preserve"> </w:t>
+      </w:r>
+      <w:r>
+        <w:rPr>
+          <w:rStyle w:val="PreprocessorTok"/>
+        </w:rPr>
+        <w:t xml:space="preserve">require</w:t>
+      </w:r>
+      <w:r>
+        <w:rPr>
+          <w:rStyle w:val="NormalTok"/>
+        </w:rPr>
+        <w:t xml:space="preserve">(</w:t>
+      </w:r>
+      <w:r>
+        <w:rPr>
+          <w:rStyle w:val="StringTok"/>
+        </w:rPr>
+        <w:t xml:space="preserve">'wx-server-sdk'</w:t>
+      </w:r>
+      <w:r>
+        <w:rPr>
+          <w:rStyle w:val="NormalTok"/>
+        </w:rPr>
+        <w:t xml:space="preserve">)</w:t>
+      </w:r>
+      <w:r>
+        <w:br/>
+      </w:r>
+      <w:r>
+        <w:rPr>
+          <w:rStyle w:val="NormalTok"/>
+        </w:rPr>
+        <w:t xml:space="preserve">cloud</w:t>
+      </w:r>
+      <w:r>
+        <w:rPr>
+          <w:rStyle w:val="OperatorTok"/>
+        </w:rPr>
+        <w:t xml:space="preserve">.</w:t>
+      </w:r>
+      <w:r>
+        <w:rPr>
+          <w:rStyle w:val="FunctionTok"/>
+        </w:rPr>
+        <w:t xml:space="preserve">init</w:t>
+      </w:r>
+      <w:r>
+        <w:rPr>
+          <w:rStyle w:val="NormalTok"/>
+        </w:rPr>
+        <w:t xml:space="preserve">({ </w:t>
+      </w:r>
+      <w:r>
+        <w:rPr>
+          <w:rStyle w:val="DataTypeTok"/>
+        </w:rPr>
+        <w:t xml:space="preserve">env</w:t>
+      </w:r>
+      <w:r>
+        <w:rPr>
+          <w:rStyle w:val="OperatorTok"/>
+        </w:rPr>
+        <w:t xml:space="preserve">:</w:t>
+      </w:r>
+      <w:r>
+        <w:rPr>
+          <w:rStyle w:val="NormalTok"/>
+        </w:rPr>
+        <w:t xml:space="preserve"> cloud</w:t>
+      </w:r>
+      <w:r>
+        <w:rPr>
+          <w:rStyle w:val="OperatorTok"/>
+        </w:rPr>
+        <w:t xml:space="preserve">.</w:t>
+      </w:r>
+      <w:r>
+        <w:rPr>
+          <w:rStyle w:val="AttributeTok"/>
+        </w:rPr>
+        <w:t xml:space="preserve">DYNAMIC_CURRENT_ENV</w:t>
+      </w:r>
+      <w:r>
+        <w:rPr>
+          <w:rStyle w:val="NormalTok"/>
+        </w:rPr>
+        <w:t xml:space="preserve"> })</w:t>
+      </w:r>
+      <w:r>
+        <w:br/>
+      </w:r>
+      <w:r>
+        <w:rPr>
+          <w:rStyle w:val="NormalTok"/>
+        </w:rPr>
+        <w:t xml:space="preserve">exports</w:t>
+      </w:r>
+      <w:r>
+        <w:rPr>
+          <w:rStyle w:val="OperatorTok"/>
+        </w:rPr>
+        <w:t xml:space="preserve">.</w:t>
+      </w:r>
+      <w:r>
+        <w:rPr>
+          <w:rStyle w:val="AttributeTok"/>
+        </w:rPr>
+        <w:t xml:space="preserve">main</w:t>
+      </w:r>
+      <w:r>
+        <w:rPr>
+          <w:rStyle w:val="NormalTok"/>
+        </w:rPr>
+        <w:t xml:space="preserve"> </w:t>
+      </w:r>
+      <w:r>
+        <w:rPr>
+          <w:rStyle w:val="OperatorTok"/>
+        </w:rPr>
+        <w:t xml:space="preserve">=</w:t>
+      </w:r>
+      <w:r>
+        <w:rPr>
+          <w:rStyle w:val="NormalTok"/>
+        </w:rPr>
+        <w:t xml:space="preserve"> </w:t>
+      </w:r>
+      <w:r>
+        <w:rPr>
+          <w:rStyle w:val="KeywordTok"/>
+        </w:rPr>
+        <w:t xml:space="preserve">async</w:t>
+      </w:r>
+      <w:r>
+        <w:rPr>
+          <w:rStyle w:val="NormalTok"/>
+        </w:rPr>
+        <w:t xml:space="preserve"> () </w:t>
+      </w:r>
+      <w:r>
+        <w:rPr>
+          <w:rStyle w:val="KeywordTok"/>
+        </w:rPr>
+        <w:t xml:space="preserve">=&gt;</w:t>
+      </w:r>
+      <w:r>
+        <w:rPr>
+          <w:rStyle w:val="NormalTok"/>
+        </w:rPr>
+        <w:t xml:space="preserve"> {</w:t>
+      </w:r>
+      <w:r>
+        <w:br/>
+      </w:r>
+      <w:r>
+        <w:rPr>
+          <w:rStyle w:val="NormalTok"/>
+        </w:rPr>
+        <w:t xml:space="preserve">  </w:t>
+      </w:r>
+      <w:r>
+        <w:rPr>
+          <w:rStyle w:val="KeywordTok"/>
+        </w:rPr>
+        <w:t xml:space="preserve">const</w:t>
+      </w:r>
+      <w:r>
+        <w:rPr>
+          <w:rStyle w:val="NormalTok"/>
+        </w:rPr>
+        <w:t xml:space="preserve"> db </w:t>
+      </w:r>
+      <w:r>
+        <w:rPr>
+          <w:rStyle w:val="OperatorTok"/>
+        </w:rPr>
+        <w:t xml:space="preserve">=</w:t>
+      </w:r>
+      <w:r>
+        <w:rPr>
+          <w:rStyle w:val="NormalTok"/>
+        </w:rPr>
+        <w:t xml:space="preserve"> cloud</w:t>
+      </w:r>
+      <w:r>
+        <w:rPr>
+          <w:rStyle w:val="OperatorTok"/>
+        </w:rPr>
+        <w:t xml:space="preserve">.</w:t>
+      </w:r>
+      <w:r>
+        <w:rPr>
+          <w:rStyle w:val="FunctionTok"/>
+        </w:rPr>
+        <w:t xml:space="preserve">database</w:t>
+      </w:r>
+      <w:r>
+        <w:rPr>
+          <w:rStyle w:val="NormalTok"/>
+        </w:rPr>
+        <w:t xml:space="preserve">()</w:t>
+      </w:r>
+      <w:r>
+        <w:br/>
+      </w:r>
+      <w:r>
+        <w:rPr>
+          <w:rStyle w:val="NormalTok"/>
+        </w:rPr>
+        <w:t xml:space="preserve">  </w:t>
+      </w:r>
+      <w:r>
+        <w:rPr>
+          <w:rStyle w:val="KeywordTok"/>
+        </w:rPr>
+        <w:t xml:space="preserve">const</w:t>
+      </w:r>
+      <w:r>
+        <w:rPr>
+          <w:rStyle w:val="NormalTok"/>
+        </w:rPr>
+        <w:t xml:space="preserve"> users </w:t>
+      </w:r>
+      <w:r>
+        <w:rPr>
+          <w:rStyle w:val="OperatorTok"/>
+        </w:rPr>
+        <w:t xml:space="preserve">=</w:t>
+      </w:r>
+      <w:r>
+        <w:rPr>
+          <w:rStyle w:val="NormalTok"/>
+        </w:rPr>
+        <w:t xml:space="preserve"> </w:t>
+      </w:r>
+      <w:r>
+        <w:rPr>
+          <w:rStyle w:val="ControlFlowTok"/>
+        </w:rPr>
+        <w:t xml:space="preserve">await</w:t>
+      </w:r>
+      <w:r>
+        <w:rPr>
+          <w:rStyle w:val="NormalTok"/>
+        </w:rPr>
+        <w:t xml:space="preserve"> db</w:t>
+      </w:r>
+      <w:r>
+        <w:rPr>
+          <w:rStyle w:val="OperatorTok"/>
+        </w:rPr>
+        <w:t xml:space="preserve">.</w:t>
+      </w:r>
+      <w:r>
+        <w:rPr>
+          <w:rStyle w:val="FunctionTok"/>
+        </w:rPr>
+        <w:t xml:space="preserve">collection</w:t>
+      </w:r>
+      <w:r>
+        <w:rPr>
+          <w:rStyle w:val="NormalTok"/>
+        </w:rPr>
+        <w:t xml:space="preserve">(</w:t>
+      </w:r>
+      <w:r>
+        <w:rPr>
+          <w:rStyle w:val="StringTok"/>
+        </w:rPr>
+        <w:t xml:space="preserve">'remind'</w:t>
+      </w:r>
+      <w:r>
+        <w:rPr>
+          <w:rStyle w:val="NormalTok"/>
+        </w:rPr>
+        <w:t xml:space="preserve">)</w:t>
+      </w:r>
+      <w:r>
+        <w:rPr>
+          <w:rStyle w:val="OperatorTok"/>
+        </w:rPr>
+        <w:t xml:space="preserve">.</w:t>
+      </w:r>
+      <w:r>
+        <w:rPr>
+          <w:rStyle w:val="FunctionTok"/>
+        </w:rPr>
+        <w:t xml:space="preserve">where</w:t>
+      </w:r>
+      <w:r>
+        <w:rPr>
+          <w:rStyle w:val="NormalTok"/>
+        </w:rPr>
+        <w:t xml:space="preserve">({ </w:t>
+      </w:r>
+      <w:r>
+        <w:rPr>
+          <w:rStyle w:val="DataTypeTok"/>
+        </w:rPr>
+        <w:t xml:space="preserve">on</w:t>
+      </w:r>
+      <w:r>
+        <w:rPr>
+          <w:rStyle w:val="OperatorTok"/>
+        </w:rPr>
+        <w:t xml:space="preserve">:</w:t>
+      </w:r>
+      <w:r>
+        <w:rPr>
+          <w:rStyle w:val="NormalTok"/>
+        </w:rPr>
+        <w:t xml:space="preserve"> </w:t>
+      </w:r>
+      <w:r>
+        <w:rPr>
+          <w:rStyle w:val="KeywordTok"/>
+        </w:rPr>
+        <w:t xml:space="preserve">true</w:t>
+      </w:r>
+      <w:r>
+        <w:rPr>
+          <w:rStyle w:val="NormalTok"/>
+        </w:rPr>
+        <w:t xml:space="preserve"> })</w:t>
+      </w:r>
+      <w:r>
+        <w:rPr>
+          <w:rStyle w:val="OperatorTok"/>
+        </w:rPr>
+        <w:t xml:space="preserve">.</w:t>
+      </w:r>
+      <w:r>
+        <w:rPr>
+          <w:rStyle w:val="FunctionTok"/>
+        </w:rPr>
+        <w:t xml:space="preserve">get</w:t>
+      </w:r>
+      <w:r>
+        <w:rPr>
+          <w:rStyle w:val="NormalTok"/>
+        </w:rPr>
+        <w:t xml:space="preserve">()</w:t>
+      </w:r>
+      <w:r>
+        <w:br/>
+      </w:r>
+      <w:r>
+        <w:rPr>
+          <w:rStyle w:val="NormalTok"/>
+        </w:rPr>
+        <w:t xml:space="preserve">  </w:t>
+      </w:r>
+      <w:r>
+        <w:rPr>
+          <w:rStyle w:val="ControlFlowTok"/>
+        </w:rPr>
+        <w:t xml:space="preserve">for</w:t>
+      </w:r>
+      <w:r>
+        <w:rPr>
+          <w:rStyle w:val="NormalTok"/>
+        </w:rPr>
+        <w:t xml:space="preserve"> (</w:t>
+      </w:r>
+      <w:r>
+        <w:rPr>
+          <w:rStyle w:val="KeywordTok"/>
+        </w:rPr>
+        <w:t xml:space="preserve">const</w:t>
+      </w:r>
+      <w:r>
+        <w:rPr>
+          <w:rStyle w:val="NormalTok"/>
+        </w:rPr>
+        <w:t xml:space="preserve"> u </w:t>
+      </w:r>
+      <w:r>
+        <w:rPr>
+          <w:rStyle w:val="KeywordTok"/>
+        </w:rPr>
+        <w:t xml:space="preserve">of</w:t>
+      </w:r>
+      <w:r>
+        <w:rPr>
+          <w:rStyle w:val="NormalTok"/>
+        </w:rPr>
+        <w:t xml:space="preserve"> users</w:t>
+      </w:r>
+      <w:r>
+        <w:rPr>
+          <w:rStyle w:val="OperatorTok"/>
+        </w:rPr>
+        <w:t xml:space="preserve">.</w:t>
+      </w:r>
+      <w:r>
+        <w:rPr>
+          <w:rStyle w:val="AttributeTok"/>
+        </w:rPr>
+        <w:t xml:space="preserve">data</w:t>
+      </w:r>
+      <w:r>
+        <w:rPr>
+          <w:rStyle w:val="NormalTok"/>
+        </w:rPr>
+        <w:t xml:space="preserve">) {</w:t>
+      </w:r>
+      <w:r>
+        <w:br/>
+      </w:r>
+      <w:r>
+        <w:rPr>
+          <w:rStyle w:val="NormalTok"/>
+        </w:rPr>
+        <w:t xml:space="preserve">    </w:t>
+      </w:r>
+      <w:r>
+        <w:rPr>
+          <w:rStyle w:val="ControlFlowTok"/>
+        </w:rPr>
+        <w:t xml:space="preserve">try</w:t>
+      </w:r>
+      <w:r>
+        <w:rPr>
+          <w:rStyle w:val="NormalTok"/>
+        </w:rPr>
+        <w:t xml:space="preserve"> {</w:t>
+      </w:r>
+      <w:r>
+        <w:br/>
+      </w:r>
+      <w:r>
+        <w:rPr>
+          <w:rStyle w:val="NormalTok"/>
+        </w:rPr>
+        <w:t xml:space="preserve">      </w:t>
+      </w:r>
+      <w:r>
+        <w:rPr>
+          <w:rStyle w:val="ControlFlowTok"/>
+        </w:rPr>
+        <w:t xml:space="preserve">await</w:t>
+      </w:r>
+      <w:r>
+        <w:rPr>
+          <w:rStyle w:val="NormalTok"/>
+        </w:rPr>
+        <w:t xml:space="preserve"> cloud</w:t>
+      </w:r>
+      <w:r>
+        <w:rPr>
+          <w:rStyle w:val="OperatorTok"/>
+        </w:rPr>
+        <w:t xml:space="preserve">.</w:t>
+      </w:r>
+      <w:r>
+        <w:rPr>
+          <w:rStyle w:val="AttributeTok"/>
+        </w:rPr>
+        <w:t xml:space="preserve">openapi</w:t>
+      </w:r>
+      <w:r>
+        <w:rPr>
+          <w:rStyle w:val="OperatorTok"/>
+        </w:rPr>
+        <w:t xml:space="preserve">.</w:t>
+      </w:r>
+      <w:r>
+        <w:rPr>
+          <w:rStyle w:val="AttributeTok"/>
+        </w:rPr>
+        <w:t xml:space="preserve">subscribeMessage</w:t>
+      </w:r>
+      <w:r>
+        <w:rPr>
+          <w:rStyle w:val="OperatorTok"/>
+        </w:rPr>
+        <w:t xml:space="preserve">.</w:t>
+      </w:r>
+      <w:r>
+        <w:rPr>
+          <w:rStyle w:val="FunctionTok"/>
+        </w:rPr>
+        <w:t xml:space="preserve">send</w:t>
+      </w:r>
+      <w:r>
+        <w:rPr>
+          <w:rStyle w:val="NormalTok"/>
+        </w:rPr>
+        <w:t xml:space="preserve">({</w:t>
+      </w:r>
+      <w:r>
+        <w:br/>
+      </w:r>
+      <w:r>
+        <w:rPr>
+          <w:rStyle w:val="NormalTok"/>
+        </w:rPr>
+        <w:t xml:space="preserve">        </w:t>
+      </w:r>
+      <w:r>
+        <w:rPr>
+          <w:rStyle w:val="DataTypeTok"/>
+        </w:rPr>
+        <w:t xml:space="preserve">touser</w:t>
+      </w:r>
+      <w:r>
+        <w:rPr>
+          <w:rStyle w:val="OperatorTok"/>
+        </w:rPr>
+        <w:t xml:space="preserve">:</w:t>
+      </w:r>
+      <w:r>
+        <w:rPr>
+          <w:rStyle w:val="NormalTok"/>
+        </w:rPr>
+        <w:t xml:space="preserve"> u</w:t>
+      </w:r>
+      <w:r>
+        <w:rPr>
+          <w:rStyle w:val="OperatorTok"/>
+        </w:rPr>
+        <w:t xml:space="preserve">.</w:t>
+      </w:r>
+      <w:r>
+        <w:rPr>
+          <w:rStyle w:val="AttributeTok"/>
+        </w:rPr>
+        <w:t xml:space="preserve">_openid</w:t>
+      </w:r>
+      <w:r>
+        <w:rPr>
+          <w:rStyle w:val="OperatorTok"/>
+        </w:rPr>
+        <w:t xml:space="preserve">,</w:t>
+      </w:r>
+      <w:r>
+        <w:br/>
+      </w:r>
+      <w:r>
+        <w:rPr>
+          <w:rStyle w:val="NormalTok"/>
+        </w:rPr>
+        <w:t xml:space="preserve">        </w:t>
+      </w:r>
+      <w:r>
+        <w:rPr>
+          <w:rStyle w:val="DataTypeTok"/>
+        </w:rPr>
+        <w:t xml:space="preserve">templateId</w:t>
+      </w:r>
+      <w:r>
+        <w:rPr>
+          <w:rStyle w:val="OperatorTok"/>
+        </w:rPr>
+        <w:t xml:space="preserve">:</w:t>
+      </w:r>
+      <w:r>
+        <w:rPr>
+          <w:rStyle w:val="NormalTok"/>
+        </w:rPr>
+        <w:t xml:space="preserve"> </w:t>
+      </w:r>
+      <w:r>
+        <w:rPr>
+          <w:rStyle w:val="StringTok"/>
+        </w:rPr>
+        <w:t xml:space="preserve">'你的模板ID'</w:t>
+      </w:r>
+      <w:r>
+        <w:rPr>
+          <w:rStyle w:val="OperatorTok"/>
+        </w:rPr>
+        <w:t xml:space="preserve">,</w:t>
+      </w:r>
+      <w:r>
+        <w:br/>
+      </w:r>
+      <w:r>
+        <w:rPr>
+          <w:rStyle w:val="NormalTok"/>
+        </w:rPr>
+        <w:t xml:space="preserve">        </w:t>
+      </w:r>
+      <w:r>
+        <w:rPr>
+          <w:rStyle w:val="DataTypeTok"/>
+        </w:rPr>
+        <w:t xml:space="preserve">page</w:t>
+      </w:r>
+      <w:r>
+        <w:rPr>
+          <w:rStyle w:val="OperatorTok"/>
+        </w:rPr>
+        <w:t xml:space="preserve">:</w:t>
+      </w:r>
+      <w:r>
+        <w:rPr>
+          <w:rStyle w:val="NormalTok"/>
+        </w:rPr>
+        <w:t xml:space="preserve"> </w:t>
+      </w:r>
+      <w:r>
+        <w:rPr>
+          <w:rStyle w:val="StringTok"/>
+        </w:rPr>
+        <w:t xml:space="preserve">'pages/index/index'</w:t>
+      </w:r>
+      <w:r>
+        <w:rPr>
+          <w:rStyle w:val="OperatorTok"/>
+        </w:rPr>
+        <w:t xml:space="preserve">,</w:t>
+      </w:r>
+      <w:r>
+        <w:br/>
+      </w:r>
+      <w:r>
+        <w:rPr>
+          <w:rStyle w:val="NormalTok"/>
+        </w:rPr>
+        <w:t xml:space="preserve">        </w:t>
+      </w:r>
+      <w:r>
+        <w:rPr>
+          <w:rStyle w:val="DataTypeTok"/>
+        </w:rPr>
+        <w:t xml:space="preserve">data</w:t>
+      </w:r>
+      <w:r>
+        <w:rPr>
+          <w:rStyle w:val="OperatorTok"/>
+        </w:rPr>
+        <w:t xml:space="preserve">:</w:t>
+      </w:r>
+      <w:r>
+        <w:rPr>
+          <w:rStyle w:val="NormalTok"/>
+        </w:rPr>
+        <w:t xml:space="preserve"> { </w:t>
+      </w:r>
+      <w:r>
+        <w:rPr>
+          <w:rStyle w:val="DataTypeTok"/>
+        </w:rPr>
+        <w:t xml:space="preserve">thing1</w:t>
+      </w:r>
+      <w:r>
+        <w:rPr>
+          <w:rStyle w:val="OperatorTok"/>
+        </w:rPr>
+        <w:t xml:space="preserve">:</w:t>
+      </w:r>
+      <w:r>
+        <w:rPr>
+          <w:rStyle w:val="NormalTok"/>
+        </w:rPr>
+        <w:t xml:space="preserve"> { </w:t>
+      </w:r>
+      <w:r>
+        <w:rPr>
+          <w:rStyle w:val="DataTypeTok"/>
+        </w:rPr>
+        <w:t xml:space="preserve">value</w:t>
+      </w:r>
+      <w:r>
+        <w:rPr>
+          <w:rStyle w:val="OperatorTok"/>
+        </w:rPr>
+        <w:t xml:space="preserve">:</w:t>
+      </w:r>
+      <w:r>
+        <w:rPr>
+          <w:rStyle w:val="NormalTok"/>
+        </w:rPr>
+        <w:t xml:space="preserve"> </w:t>
+      </w:r>
+      <w:r>
+        <w:rPr>
+          <w:rStyle w:val="StringTok"/>
+        </w:rPr>
+        <w:t xml:space="preserve">'该练字打卡啦'</w:t>
+      </w:r>
+      <w:r>
+        <w:rPr>
+          <w:rStyle w:val="NormalTok"/>
+        </w:rPr>
+        <w:t xml:space="preserve"> }</w:t>
+      </w:r>
+      <w:r>
+        <w:rPr>
+          <w:rStyle w:val="OperatorTok"/>
+        </w:rPr>
+        <w:t xml:space="preserve">,</w:t>
+      </w:r>
+      <w:r>
+        <w:rPr>
+          <w:rStyle w:val="NormalTok"/>
+        </w:rPr>
+        <w:t xml:space="preserve"> </w:t>
+      </w:r>
+      <w:r>
+        <w:rPr>
+          <w:rStyle w:val="DataTypeTok"/>
+        </w:rPr>
+        <w:t xml:space="preserve">time2</w:t>
+      </w:r>
+      <w:r>
+        <w:rPr>
+          <w:rStyle w:val="OperatorTok"/>
+        </w:rPr>
+        <w:t xml:space="preserve">:</w:t>
+      </w:r>
+      <w:r>
+        <w:rPr>
+          <w:rStyle w:val="NormalTok"/>
+        </w:rPr>
+        <w:t xml:space="preserve"> { </w:t>
+      </w:r>
+      <w:r>
+        <w:rPr>
+          <w:rStyle w:val="DataTypeTok"/>
+        </w:rPr>
+        <w:t xml:space="preserve">value</w:t>
+      </w:r>
+      <w:r>
+        <w:rPr>
+          <w:rStyle w:val="OperatorTok"/>
+        </w:rPr>
+        <w:t xml:space="preserve">:</w:t>
+      </w:r>
+      <w:r>
+        <w:rPr>
+          <w:rStyle w:val="NormalTok"/>
+        </w:rPr>
+        <w:t xml:space="preserve"> u</w:t>
+      </w:r>
+      <w:r>
+        <w:rPr>
+          <w:rStyle w:val="OperatorTok"/>
+        </w:rPr>
+        <w:t xml:space="preserve">.</w:t>
+      </w:r>
+      <w:r>
+        <w:rPr>
+          <w:rStyle w:val="AttributeTok"/>
+        </w:rPr>
+        <w:t xml:space="preserve">time</w:t>
+      </w:r>
+      <w:r>
+        <w:rPr>
+          <w:rStyle w:val="NormalTok"/>
+        </w:rPr>
+        <w:t xml:space="preserve"> } }</w:t>
+      </w:r>
+      <w:r>
+        <w:br/>
+      </w:r>
+      <w:r>
+        <w:rPr>
+          <w:rStyle w:val="NormalTok"/>
+        </w:rPr>
+        <w:t xml:space="preserve">      })</w:t>
+      </w:r>
+      <w:r>
+        <w:br/>
+      </w:r>
+      <w:r>
+        <w:rPr>
+          <w:rStyle w:val="NormalTok"/>
+        </w:rPr>
+        <w:t xml:space="preserve">    } </w:t>
+      </w:r>
+      <w:r>
+        <w:rPr>
+          <w:rStyle w:val="ControlFlowTok"/>
+        </w:rPr>
+        <w:t xml:space="preserve">catch</w:t>
+      </w:r>
+      <w:r>
+        <w:rPr>
+          <w:rStyle w:val="NormalTok"/>
+        </w:rPr>
+        <w:t xml:space="preserve"> (e) { </w:t>
+      </w:r>
+      <w:r>
+        <w:rPr>
+          <w:rStyle w:val="CommentTok"/>
+        </w:rPr>
+        <w:t xml:space="preserve">/* 忽略 */</w:t>
+      </w:r>
+      <w:r>
+        <w:rPr>
+          <w:rStyle w:val="NormalTok"/>
+        </w:rPr>
+        <w:t xml:space="preserve"> }</w:t>
+      </w:r>
+      <w:r>
+        <w:br/>
+      </w:r>
+      <w:r>
+        <w:rPr>
+          <w:rStyle w:val="NormalTok"/>
+        </w:rPr>
+        <w:t xml:space="preserve">  }</w:t>
+      </w:r>
+      <w:r>
+        <w:br/>
+      </w:r>
+      <w:r>
+        <w:rPr>
+          <w:rStyle w:val="NormalTok"/>
+        </w:rPr>
+        <w:t xml:space="preserve">}</w:t>
+      </w:r>
+    </w:p>
+    <w:p>
+      <w:pPr>
+        <w:numPr>
+          <w:ilvl w:val="0"/>
+          <w:numId w:val="1000"/>
+        </w:numPr>
+        <w:pStyle w:val="SourceCode"/>
+      </w:pPr>
+      <w:r>
+        <w:rPr>
+          <w:rStyle w:val="ErrorTok"/>
+        </w:rPr>
+        <w:t xml:space="preserve">//</w:t>
+      </w:r>
+      <w:r>
+        <w:rPr>
+          <w:rStyle w:val="NormalTok"/>
+        </w:rPr>
+        <w:t xml:space="preserve"> </w:t>
+      </w:r>
+      <w:r>
+        <w:rPr>
+          <w:rStyle w:val="ErrorTok"/>
+        </w:rPr>
+        <w:t xml:space="preserve">cloudfunctions/sendReminder/config.json</w:t>
+      </w:r>
+      <w:r>
+        <w:br/>
+      </w:r>
+      <w:r>
+        <w:rPr>
+          <w:rStyle w:val="FunctionTok"/>
+        </w:rPr>
+        <w:t xml:space="preserve">{</w:t>
+      </w:r>
+      <w:r>
+        <w:rPr>
+          <w:rStyle w:val="NormalTok"/>
+        </w:rPr>
+        <w:t xml:space="preserve"> </w:t>
+      </w:r>
+      <w:r>
+        <w:rPr>
+          <w:rStyle w:val="DataTypeTok"/>
+        </w:rPr>
+        <w:t xml:space="preserve">"triggers"</w:t>
+      </w:r>
+      <w:r>
+        <w:rPr>
+          <w:rStyle w:val="FunctionTok"/>
+        </w:rPr>
+        <w:t xml:space="preserve">:</w:t>
+      </w:r>
+      <w:r>
+        <w:rPr>
+          <w:rStyle w:val="NormalTok"/>
+        </w:rPr>
+        <w:t xml:space="preserve"> </w:t>
+      </w:r>
+      <w:r>
+        <w:rPr>
+          <w:rStyle w:val="OtherTok"/>
+        </w:rPr>
+        <w:t xml:space="preserve">[</w:t>
+      </w:r>
+      <w:r>
+        <w:rPr>
+          <w:rStyle w:val="FunctionTok"/>
+        </w:rPr>
+        <w:t xml:space="preserve">{</w:t>
+      </w:r>
+      <w:r>
+        <w:rPr>
+          <w:rStyle w:val="NormalTok"/>
+        </w:rPr>
+        <w:t xml:space="preserve"> </w:t>
+      </w:r>
+      <w:r>
+        <w:rPr>
+          <w:rStyle w:val="DataTypeTok"/>
+        </w:rPr>
+        <w:t xml:space="preserve">"name"</w:t>
+      </w:r>
+      <w:r>
+        <w:rPr>
+          <w:rStyle w:val="FunctionTok"/>
+        </w:rPr>
+        <w:t xml:space="preserve">:</w:t>
+      </w:r>
+      <w:r>
+        <w:rPr>
+          <w:rStyle w:val="NormalTok"/>
+        </w:rPr>
+        <w:t xml:space="preserve"> </w:t>
+      </w:r>
+      <w:r>
+        <w:rPr>
+          <w:rStyle w:val="StringTok"/>
+        </w:rPr>
+        <w:t xml:space="preserve">"daily"</w:t>
+      </w:r>
+      <w:r>
+        <w:rPr>
+          <w:rStyle w:val="FunctionTok"/>
+        </w:rPr>
+        <w:t xml:space="preserve">,</w:t>
+      </w:r>
+      <w:r>
+        <w:rPr>
+          <w:rStyle w:val="NormalTok"/>
+        </w:rPr>
+        <w:t xml:space="preserve"> </w:t>
+      </w:r>
+      <w:r>
+        <w:rPr>
+          <w:rStyle w:val="DataTypeTok"/>
+        </w:rPr>
+        <w:t xml:space="preserve">"type"</w:t>
+      </w:r>
+      <w:r>
+        <w:rPr>
+          <w:rStyle w:val="FunctionTok"/>
+        </w:rPr>
+        <w:t xml:space="preserve">:</w:t>
+      </w:r>
+      <w:r>
+        <w:rPr>
+          <w:rStyle w:val="NormalTok"/>
+        </w:rPr>
+        <w:t xml:space="preserve"> </w:t>
+      </w:r>
+      <w:r>
+        <w:rPr>
+          <w:rStyle w:val="StringTok"/>
+        </w:rPr>
+        <w:t xml:space="preserve">"timer"</w:t>
+      </w:r>
+      <w:r>
+        <w:rPr>
+          <w:rStyle w:val="FunctionTok"/>
+        </w:rPr>
+        <w:t xml:space="preserve">,</w:t>
+      </w:r>
+      <w:r>
+        <w:rPr>
+          <w:rStyle w:val="NormalTok"/>
+        </w:rPr>
+        <w:t xml:space="preserve"> </w:t>
+      </w:r>
+      <w:r>
+        <w:rPr>
+          <w:rStyle w:val="DataTypeTok"/>
+        </w:rPr>
+        <w:t xml:space="preserve">"config"</w:t>
+      </w:r>
+      <w:r>
+        <w:rPr>
+          <w:rStyle w:val="FunctionTok"/>
+        </w:rPr>
+        <w:t xml:space="preserve">:</w:t>
+      </w:r>
+      <w:r>
+        <w:rPr>
+          <w:rStyle w:val="NormalTok"/>
+        </w:rPr>
+        <w:t xml:space="preserve"> </w:t>
+      </w:r>
+      <w:r>
+        <w:rPr>
+          <w:rStyle w:val="StringTok"/>
+        </w:rPr>
+        <w:t xml:space="preserve">"0 0 20 * * * *"</w:t>
+      </w:r>
+      <w:r>
+        <w:rPr>
+          <w:rStyle w:val="NormalTok"/>
+        </w:rPr>
+        <w:t xml:space="preserve"> </w:t>
+      </w:r>
+      <w:r>
+        <w:rPr>
+          <w:rStyle w:val="FunctionTok"/>
+        </w:rPr>
+        <w:t xml:space="preserve">}</w:t>
+      </w:r>
+      <w:r>
+        <w:rPr>
+          <w:rStyle w:val="OtherTok"/>
+        </w:rPr>
+        <w:t xml:space="preserve">]</w:t>
+      </w:r>
+      <w:r>
+        <w:rPr>
+          <w:rStyle w:val="NormalTok"/>
+        </w:rPr>
+        <w:t xml:space="preserve"> </w:t>
+      </w:r>
+      <w:r>
+        <w:rPr>
+          <w:rStyle w:val="FunctionTok"/>
+        </w:rPr>
+        <w:t xml:space="preserve">}</w:t>
+      </w:r>
+    </w:p>
+    <w:p>
+      <w:pPr>
+        <w:numPr>
+          <w:ilvl w:val="0"/>
+          <w:numId w:val="1010"/>
+        </w:numPr>
+      </w:pPr>
+      <w:r>
+        <w:t xml:space="preserve">注意：订阅消息为</w:t>
       </w:r>
       <w:r>
         <w:rPr>
           <w:bCs/>
           <w:b/>
         </w:rPr>
-        <w:t xml:space="preserve">首页将无法直接读取</w:t>
-      </w:r>
-      <w:r>
-        <w:t xml:space="preserve">，需要改为预取或摘要方案）。</w:t>
+        <w:t xml:space="preserve">一次性授权</w:t>
+      </w:r>
+      <w:r>
+        <w:t xml:space="preserve">，发送一次即消耗一次授权；需在用户每次使用小程序时引导再次订阅。</w:t>
+      </w:r>
+    </w:p>
+    <w:p>
+      <w:pPr>
+        <w:pStyle w:val="BlockText"/>
+      </w:pPr>
+      <w:r>
+        <w:t xml:space="preserve">若不引入服务端，则「提醒」开关仅作本地记录，不会真正推送。</w:t>
+      </w:r>
+    </w:p>
+    <w:bookmarkEnd w:id="29"/>
+    <w:bookmarkEnd w:id="30"/>
+    <w:bookmarkStart w:id="31" w:name="包体与性能"/>
+    <w:p>
+      <w:pPr>
+        <w:pStyle w:val="Heading1"/>
+      </w:pPr>
+      <w:r>
+        <w:t xml:space="preserve">5. 包体与性能</w:t>
       </w:r>
     </w:p>
     <w:p>
       <w:pPr>
         <w:numPr>
           <w:ilvl w:val="0"/>
-          <w:numId w:val="1010"/>
+          <w:numId w:val="1011"/>
         </w:numPr>
         <w:pStyle w:val="Compact"/>
       </w:pPr>
       <w:r>
-        <w:t xml:space="preserve">字库/教材等大数据</w:t>
+        <w:t xml:space="preserve">主包默认包含：</w:t>
+      </w:r>
+      <w:r>
+        <w:rPr>
+          <w:rStyle w:val="VerbatimChar"/>
+        </w:rPr>
+        <w:t xml:space="preserve">vendor/</w:t>
+      </w:r>
+      <w:r>
+        <w:t xml:space="preserve">（hanzi-writer ~106KB）、</w:t>
+      </w:r>
+      <w:r>
+        <w:rPr>
+          <w:rStyle w:val="VerbatimChar"/>
+        </w:rPr>
+        <w:t xml:space="preserve">data/</w:t>
+      </w:r>
+      <w:r>
+        <w:t xml:space="preserve">（教材/古诗等约 110KB）、页面代码。整体远低于主包 2MB 上限。</w:t>
+      </w:r>
+    </w:p>
+    <w:p>
+      <w:pPr>
+        <w:numPr>
+          <w:ilvl w:val="0"/>
+          <w:numId w:val="1011"/>
+        </w:numPr>
+        <w:pStyle w:val="Compact"/>
+      </w:pPr>
+      <w:r>
+        <w:t xml:space="preserve">若后续体积增大，可把</w:t>
+      </w:r>
+      <w:r>
+        <w:t xml:space="preserve"> </w:t>
+      </w:r>
+      <w:r>
+        <w:rPr>
+          <w:rStyle w:val="VerbatimChar"/>
+        </w:rPr>
+        <w:t xml:space="preserve">data/textbook*.js</w:t>
+      </w:r>
+      <w:r>
+        <w:t xml:space="preserve">、</w:t>
+      </w:r>
+      <w:r>
+        <w:rPr>
+          <w:rStyle w:val="VerbatimChar"/>
+        </w:rPr>
+        <w:t xml:space="preserve">data/poems.js</w:t>
+      </w:r>
+      <w:r>
+        <w:t xml:space="preserve"> </w:t>
+      </w:r>
+      <w:r>
+        <w:t xml:space="preserve">移入分包（注意：移到分包后，</w:t>
       </w:r>
       <w:r>
         <w:rPr>
           <w:bCs/>
           <w:b/>
         </w:rPr>
-        <w:t xml:space="preserve">不要内置全量笔画数据</w:t>
-      </w:r>
-      <w:r>
-        <w:t xml:space="preserve">（全量十几 MB），始终走 3.1 的自建存储 + 按需缓存。</w:t>
-      </w:r>
-    </w:p>
-    <w:bookmarkEnd w:id="30"/>
-    <w:bookmarkStart w:id="31" w:name="体验与真机验证"/>
-    <w:p>
-      <w:pPr>
-        <w:pStyle w:val="Heading1"/>
-      </w:pPr>
-      <w:r>
-        <w:t xml:space="preserve">6. 体验与真机验证</w:t>
+        <w:t xml:space="preserve">首页将无法直接读取</w:t>
+      </w:r>
+      <w:r>
+        <w:t xml:space="preserve">，需要改为预取或摘要方案）。</w:t>
       </w:r>
     </w:p>
     <w:p>
@@ -1129,13 +2403,45 @@
         <w:pStyle w:val="Compact"/>
       </w:pPr>
       <w:r>
-        <w:t xml:space="preserve">上传</w:t>
+        <w:t xml:space="preserve">字库/教材等大数据</w:t>
       </w:r>
       <w:r>
         <w:rPr>
           <w:bCs/>
           <w:b/>
         </w:rPr>
+        <w:t xml:space="preserve">不要内置全量笔画数据</w:t>
+      </w:r>
+      <w:r>
+        <w:t xml:space="preserve">（全量十几 MB），始终走 3.1 的自建存储 + 按需缓存。</w:t>
+      </w:r>
+    </w:p>
+    <w:bookmarkEnd w:id="31"/>
+    <w:bookmarkStart w:id="32" w:name="体验与真机验证"/>
+    <w:p>
+      <w:pPr>
+        <w:pStyle w:val="Heading1"/>
+      </w:pPr>
+      <w:r>
+        <w:t xml:space="preserve">6. 体验与真机验证</w:t>
+      </w:r>
+    </w:p>
+    <w:p>
+      <w:pPr>
+        <w:numPr>
+          <w:ilvl w:val="0"/>
+          <w:numId w:val="1012"/>
+        </w:numPr>
+        <w:pStyle w:val="Compact"/>
+      </w:pPr>
+      <w:r>
+        <w:t xml:space="preserve">上传</w:t>
+      </w:r>
+      <w:r>
+        <w:rPr>
+          <w:bCs/>
+          <w:b/>
+        </w:rPr>
         <w:t xml:space="preserve">体验版</w:t>
       </w:r>
       <w:r>
@@ -1146,7 +2452,7 @@
       <w:pPr>
         <w:numPr>
           <w:ilvl w:val="1"/>
-          <w:numId w:val="1012"/>
+          <w:numId w:val="1013"/>
         </w:numPr>
         <w:pStyle w:val="Compact"/>
       </w:pPr>
@@ -1158,7 +2464,7 @@
       <w:pPr>
         <w:numPr>
           <w:ilvl w:val="1"/>
-          <w:numId w:val="1012"/>
+          <w:numId w:val="1013"/>
         </w:numPr>
         <w:pStyle w:val="Compact"/>
       </w:pPr>
@@ -1170,7 +2476,7 @@
       <w:pPr>
         <w:numPr>
           <w:ilvl w:val="1"/>
-          <w:numId w:val="1012"/>
+          <w:numId w:val="1013"/>
         </w:numPr>
         <w:pStyle w:val="Compact"/>
       </w:pPr>
@@ -1182,7 +2488,7 @@
       <w:pPr>
         <w:numPr>
           <w:ilvl w:val="1"/>
-          <w:numId w:val="1012"/>
+          <w:numId w:val="1013"/>
         </w:numPr>
         <w:pStyle w:val="Compact"/>
       </w:pPr>
@@ -1194,7 +2500,7 @@
       <w:pPr>
         <w:numPr>
           <w:ilvl w:val="1"/>
-          <w:numId w:val="1012"/>
+          <w:numId w:val="1013"/>
         </w:numPr>
         <w:pStyle w:val="Compact"/>
       </w:pPr>
@@ -1202,8 +2508,8 @@
         <w:t xml:space="preserve">真机 Console 无红色错误</w:t>
       </w:r>
     </w:p>
-    <w:bookmarkEnd w:id="31"/>
-    <w:bookmarkStart w:id="32" w:name="提审与发布"/>
+    <w:bookmarkEnd w:id="32"/>
+    <w:bookmarkStart w:id="33" w:name="提审与发布"/>
     <w:p>
       <w:pPr>
         <w:pStyle w:val="Heading1"/>
@@ -1216,7 +2522,7 @@
       <w:pPr>
         <w:numPr>
           <w:ilvl w:val="0"/>
-          <w:numId w:val="1013"/>
+          <w:numId w:val="1014"/>
         </w:numPr>
         <w:pStyle w:val="Compact"/>
       </w:pPr>
@@ -1228,7 +2534,7 @@
       <w:pPr>
         <w:numPr>
           <w:ilvl w:val="0"/>
-          <w:numId w:val="1013"/>
+          <w:numId w:val="1014"/>
         </w:numPr>
         <w:pStyle w:val="Compact"/>
       </w:pPr>
@@ -1240,7 +2546,7 @@
       <w:pPr>
         <w:numPr>
           <w:ilvl w:val="0"/>
-          <w:numId w:val="1013"/>
+          <w:numId w:val="1014"/>
         </w:numPr>
         <w:pStyle w:val="Compact"/>
       </w:pPr>
@@ -1252,52 +2558,52 @@
       <w:pPr>
         <w:numPr>
           <w:ilvl w:val="1"/>
+          <w:numId w:val="1015"/>
+        </w:numPr>
+        <w:pStyle w:val="Compact"/>
+      </w:pPr>
+      <w:r>
+        <w:t xml:space="preserve">内容合规、无诱导分享/关注；</w:t>
+      </w:r>
+    </w:p>
+    <w:p>
+      <w:pPr>
+        <w:numPr>
+          <w:ilvl w:val="1"/>
+          <w:numId w:val="1015"/>
+        </w:numPr>
+        <w:pStyle w:val="Compact"/>
+      </w:pPr>
+      <w:r>
+        <w:t xml:space="preserve">字表/古诗为公共领域或已授权内容（见第 8 节）；</w:t>
+      </w:r>
+    </w:p>
+    <w:p>
+      <w:pPr>
+        <w:numPr>
+          <w:ilvl w:val="1"/>
+          <w:numId w:val="1015"/>
+        </w:numPr>
+        <w:pStyle w:val="Compact"/>
+      </w:pPr>
+      <w:r>
+        <w:t xml:space="preserve">隐私指引与权限一致。</w:t>
+      </w:r>
+    </w:p>
+    <w:p>
+      <w:pPr>
+        <w:numPr>
+          <w:ilvl w:val="0"/>
           <w:numId w:val="1014"/>
         </w:numPr>
         <w:pStyle w:val="Compact"/>
       </w:pPr>
       <w:r>
-        <w:t xml:space="preserve">内容合规、无诱导分享/关注；</w:t>
-      </w:r>
-    </w:p>
-    <w:p>
-      <w:pPr>
-        <w:numPr>
-          <w:ilvl w:val="1"/>
-          <w:numId w:val="1014"/>
-        </w:numPr>
-        <w:pStyle w:val="Compact"/>
-      </w:pPr>
-      <w:r>
-        <w:t xml:space="preserve">字表/古诗为公共领域或已授权内容（见第 8 节）；</w:t>
-      </w:r>
-    </w:p>
-    <w:p>
-      <w:pPr>
-        <w:numPr>
-          <w:ilvl w:val="1"/>
-          <w:numId w:val="1014"/>
-        </w:numPr>
-        <w:pStyle w:val="Compact"/>
-      </w:pPr>
-      <w:r>
-        <w:t xml:space="preserve">隐私指引与权限一致。</w:t>
-      </w:r>
-    </w:p>
-    <w:p>
-      <w:pPr>
-        <w:numPr>
-          <w:ilvl w:val="0"/>
-          <w:numId w:val="1013"/>
-        </w:numPr>
-        <w:pStyle w:val="Compact"/>
-      </w:pPr>
-      <w:r>
         <w:t xml:space="preserve">审核通过后「发布」。</w:t>
       </w:r>
     </w:p>
-    <w:bookmarkEnd w:id="32"/>
-    <w:bookmarkStart w:id="33" w:name="合规与版权"/>
+    <w:bookmarkEnd w:id="33"/>
+    <w:bookmarkStart w:id="34" w:name="合规与版权"/>
     <w:p>
       <w:pPr>
         <w:pStyle w:val="Heading1"/>
@@ -1512,8 +2818,8 @@
         </w:tc>
       </w:tr>
     </w:tbl>
-    <w:bookmarkEnd w:id="33"/>
-    <w:bookmarkStart w:id="34" w:name="上线检查清单"/>
+    <w:bookmarkEnd w:id="34"/>
+    <w:bookmarkStart w:id="35" w:name="上线检查清单"/>
     <w:p>
       <w:pPr>
         <w:pStyle w:val="Heading1"/>
@@ -1526,7 +2832,7 @@
       <w:pPr>
         <w:numPr>
           <w:ilvl w:val="0"/>
-          <w:numId w:val="1015"/>
+          <w:numId w:val="1016"/>
         </w:numPr>
         <w:pStyle w:val="Compact"/>
       </w:pPr>
@@ -1547,7 +2853,7 @@
       <w:pPr>
         <w:numPr>
           <w:ilvl w:val="0"/>
-          <w:numId w:val="1015"/>
+          <w:numId w:val="1016"/>
         </w:numPr>
         <w:pStyle w:val="Compact"/>
       </w:pPr>
@@ -1559,7 +2865,7 @@
       <w:pPr>
         <w:numPr>
           <w:ilvl w:val="0"/>
-          <w:numId w:val="1015"/>
+          <w:numId w:val="1016"/>
         </w:numPr>
         <w:pStyle w:val="Compact"/>
       </w:pPr>
@@ -1583,7 +2889,7 @@
       <w:pPr>
         <w:numPr>
           <w:ilvl w:val="0"/>
-          <w:numId w:val="1015"/>
+          <w:numId w:val="1016"/>
         </w:numPr>
         <w:pStyle w:val="Compact"/>
       </w:pPr>
@@ -1608,7 +2914,7 @@
       <w:pPr>
         <w:numPr>
           <w:ilvl w:val="0"/>
-          <w:numId w:val="1015"/>
+          <w:numId w:val="1016"/>
         </w:numPr>
         <w:pStyle w:val="Compact"/>
       </w:pPr>
@@ -1620,7 +2926,7 @@
       <w:pPr>
         <w:numPr>
           <w:ilvl w:val="0"/>
-          <w:numId w:val="1015"/>
+          <w:numId w:val="1016"/>
         </w:numPr>
         <w:pStyle w:val="Compact"/>
       </w:pPr>
@@ -1632,7 +2938,7 @@
       <w:pPr>
         <w:numPr>
           <w:ilvl w:val="0"/>
-          <w:numId w:val="1015"/>
+          <w:numId w:val="1016"/>
         </w:numPr>
         <w:pStyle w:val="Compact"/>
       </w:pPr>
@@ -1644,7 +2950,7 @@
       <w:pPr>
         <w:numPr>
           <w:ilvl w:val="0"/>
-          <w:numId w:val="1015"/>
+          <w:numId w:val="1016"/>
         </w:numPr>
         <w:pStyle w:val="Compact"/>
       </w:pPr>
@@ -1656,7 +2962,7 @@
       <w:pPr>
         <w:numPr>
           <w:ilvl w:val="0"/>
-          <w:numId w:val="1015"/>
+          <w:numId w:val="1016"/>
         </w:numPr>
         <w:pStyle w:val="Compact"/>
       </w:pPr>
@@ -1668,7 +2974,7 @@
       <w:pPr>
         <w:numPr>
           <w:ilvl w:val="0"/>
-          <w:numId w:val="1015"/>
+          <w:numId w:val="1016"/>
         </w:numPr>
         <w:pStyle w:val="Compact"/>
       </w:pPr>
@@ -1680,7 +2986,7 @@
       <w:pPr>
         <w:numPr>
           <w:ilvl w:val="0"/>
-          <w:numId w:val="1015"/>
+          <w:numId w:val="1016"/>
         </w:numPr>
         <w:pStyle w:val="Compact"/>
       </w:pPr>
@@ -1688,7 +2994,7 @@
         <w:t xml:space="preserve">☐ 版权说明已核对（第 8 节）。</w:t>
       </w:r>
     </w:p>
-    <w:bookmarkEnd w:id="34"/>
+    <w:bookmarkEnd w:id="35"/>
     <w:sectPr/>
   </w:body>
 </w:document>
@@ -2041,15 +3347,6 @@
     <w:abstractNumId w:val="991"/>
   </w:num>
   <w:num w:numId="1010">
-    <w:abstractNumId w:val="991"/>
-  </w:num>
-  <w:num w:numId="1011">
-    <w:abstractNumId w:val="991"/>
-  </w:num>
-  <w:num w:numId="1012">
-    <w:abstractNumId w:val="991"/>
-  </w:num>
-  <w:num w:numId="1013">
     <w:abstractNumId w:val="99411"/>
     <w:lvlOverride w:ilvl="0">
       <w:startOverride w:val="1"/>
@@ -2079,10 +3376,49 @@
       <w:startOverride w:val="1"/>
     </w:lvlOverride>
   </w:num>
-  <w:num w:numId="1014">
+  <w:num w:numId="1011">
     <w:abstractNumId w:val="991"/>
   </w:num>
+  <w:num w:numId="1012">
+    <w:abstractNumId w:val="991"/>
+  </w:num>
+  <w:num w:numId="1013">
+    <w:abstractNumId w:val="991"/>
+  </w:num>
+  <w:num w:numId="1014">
+    <w:abstractNumId w:val="99411"/>
+    <w:lvlOverride w:ilvl="0">
+      <w:startOverride w:val="1"/>
+    </w:lvlOverride>
+    <w:lvlOverride w:ilvl="1">
+      <w:startOverride w:val="1"/>
+    </w:lvlOverride>
+    <w:lvlOverride w:ilvl="2">
+      <w:startOverride w:val="1"/>
+    </w:lvlOverride>
+    <w:lvlOverride w:ilvl="3">
+      <w:startOverride w:val="1"/>
+    </w:lvlOverride>
+    <w:lvlOverride w:ilvl="4">
+      <w:startOverride w:val="1"/>
+    </w:lvlOverride>
+    <w:lvlOverride w:ilvl="5">
+      <w:startOverride w:val="1"/>
+    </w:lvlOverride>
+    <w:lvlOverride w:ilvl="6">
+      <w:startOverride w:val="1"/>
+    </w:lvlOverride>
+    <w:lvlOverride w:ilvl="7">
+      <w:startOverride w:val="1"/>
+    </w:lvlOverride>
+    <w:lvlOverride w:ilvl="8">
+      <w:startOverride w:val="1"/>
+    </w:lvlOverride>
+  </w:num>
   <w:num w:numId="1015">
+    <w:abstractNumId w:val="991"/>
+  </w:num>
+  <w:num w:numId="1016">
     <w:abstractNumId w:val="991"/>
   </w:num>
 </w:numbering>

--- a/docs/上线指引.docx
+++ b/docs/上线指引.docx
@@ -535,13 +535,23 @@
         <w:rPr>
           <w:rStyle w:val="VerbatimChar"/>
         </w:rPr>
-        <w:t xml:space="preserve">tts.url</w:t>
-      </w:r>
-      <w:r>
-        <w:t xml:space="preserve"> </w:t>
-      </w:r>
-      <w:r>
-        <w:t xml:space="preserve">默认使用公开 TTS，可能不稳或被拦截。</w:t>
+        <w:t xml:space="preserve">tts.sources</w:t>
+      </w:r>
+      <w:r>
+        <w:t xml:space="preserve"> </w:t>
+      </w:r>
+      <w:r>
+        <w:t xml:space="preserve">为</w:t>
+      </w:r>
+      <w:r>
+        <w:rPr>
+          <w:bCs/>
+          <w:b/>
+        </w:rPr>
+        <w:t xml:space="preserve">多音源数组</w:t>
+      </w:r>
+      <w:r>
+        <w:t xml:space="preserve">（自动降级），默认使用公开 TTS，可能不稳或被拦截。</w:t>
       </w:r>
     </w:p>
     <w:p>
@@ -577,7 +587,39 @@
         <w:pStyle w:val="Compact"/>
       </w:pPr>
       <w:r>
-        <w:t xml:space="preserve">TTS 域名同样要加入 request 合法域名。</w:t>
+        <w:t xml:space="preserve">若使用默认公开音源，需把</w:t>
+      </w:r>
+      <w:r>
+        <w:t xml:space="preserve"> </w:t>
+      </w:r>
+      <w:r>
+        <w:rPr>
+          <w:rStyle w:val="VerbatimChar"/>
+          <w:bCs/>
+          <w:b/>
+        </w:rPr>
+        <w:t xml:space="preserve">fanyi.baidu.com</w:t>
+      </w:r>
+      <w:r>
+        <w:rPr>
+          <w:bCs/>
+          <w:b/>
+        </w:rPr>
+        <w:t xml:space="preserve">、</w:t>
+      </w:r>
+      <w:r>
+        <w:rPr>
+          <w:rStyle w:val="VerbatimChar"/>
+          <w:bCs/>
+          <w:b/>
+        </w:rPr>
+        <w:t xml:space="preserve">dict.youdao.com</w:t>
+      </w:r>
+      <w:r>
+        <w:t xml:space="preserve"> </w:t>
+      </w:r>
+      <w:r>
+        <w:t xml:space="preserve">加入 request 合法域名。</w:t>
       </w:r>
     </w:p>
     <w:bookmarkEnd w:id="23"/>

--- a/docs/上线指引.docx
+++ b/docs/上线指引.docx
@@ -713,7 +713,7 @@
     </w:p>
     <w:bookmarkEnd w:id="24"/>
     <w:bookmarkEnd w:id="25"/>
-    <w:bookmarkStart w:id="30" w:name="代码与项目配置"/>
+    <w:bookmarkStart w:id="31" w:name="代码与项目配置"/>
     <w:p>
       <w:pPr>
         <w:pStyle w:val="Heading1"/>
@@ -2350,14 +2350,303 @@
       </w:r>
     </w:p>
     <w:bookmarkEnd w:id="29"/>
-    <w:bookmarkEnd w:id="30"/>
-    <w:bookmarkStart w:id="31" w:name="包体与性能"/>
-    <w:p>
-      <w:pPr>
-        <w:pStyle w:val="Heading1"/>
-      </w:pPr>
-      <w:r>
-        <w:t xml:space="preserve">5. 包体与性能</w:t>
+    <w:bookmarkStart w:id="30" w:name="微信云开发可选推荐"/>
+    <w:p>
+      <w:pPr>
+        <w:pStyle w:val="Heading2"/>
+      </w:pPr>
+      <w:r>
+        <w:t xml:space="preserve">4.5 微信云开发（可选，推荐）</w:t>
+      </w:r>
+    </w:p>
+    <w:p>
+      <w:pPr>
+        <w:pStyle w:val="FirstParagraph"/>
+      </w:pPr>
+      <w:r>
+        <w:rPr>
+          <w:bCs/>
+          <w:b/>
+        </w:rPr>
+        <w:t xml:space="preserve">优点</w:t>
+      </w:r>
+      <w:r>
+        <w:t xml:space="preserve">：免服务器、免域名、免备案；云调用不走 request 合法域名白名单；自带</w:t>
+      </w:r>
+      <w:r>
+        <w:t xml:space="preserve"> </w:t>
+      </w:r>
+      <w:r>
+        <w:rPr>
+          <w:rStyle w:val="VerbatimChar"/>
+        </w:rPr>
+        <w:t xml:space="preserve">openid</w:t>
+      </w:r>
+      <w:r>
+        <w:t xml:space="preserve"> </w:t>
+      </w:r>
+      <w:r>
+        <w:t xml:space="preserve">身份。个人练手有免费额度/极低成本。</w:t>
+      </w:r>
+    </w:p>
+    <w:p>
+      <w:pPr>
+        <w:pStyle w:val="BodyText"/>
+      </w:pPr>
+      <w:r>
+        <w:rPr>
+          <w:bCs/>
+          <w:b/>
+        </w:rPr>
+        <w:t xml:space="preserve">开通</w:t>
+      </w:r>
+      <w:r>
+        <w:t xml:space="preserve">：开发者工具左上角「云开发」→ 开通并创建环境，得到</w:t>
+      </w:r>
+      <w:r>
+        <w:rPr>
+          <w:bCs/>
+          <w:b/>
+        </w:rPr>
+        <w:t xml:space="preserve">环境ID</w:t>
+      </w:r>
+      <w:r>
+        <w:t xml:space="preserve">。</w:t>
+      </w:r>
+    </w:p>
+    <w:p>
+      <w:pPr>
+        <w:pStyle w:val="BodyText"/>
+      </w:pPr>
+      <w:r>
+        <w:rPr>
+          <w:bCs/>
+          <w:b/>
+        </w:rPr>
+        <w:t xml:space="preserve">在</w:t>
+      </w:r>
+      <w:r>
+        <w:rPr>
+          <w:bCs/>
+          <w:b/>
+        </w:rPr>
+        <w:t xml:space="preserve"> </w:t>
+      </w:r>
+      <w:r>
+        <w:rPr>
+          <w:rStyle w:val="VerbatimChar"/>
+          <w:bCs/>
+          <w:b/>
+        </w:rPr>
+        <w:t xml:space="preserve">utils/config.js</w:t>
+      </w:r>
+      <w:r>
+        <w:rPr>
+          <w:bCs/>
+          <w:b/>
+        </w:rPr>
+        <w:t xml:space="preserve"> </w:t>
+      </w:r>
+      <w:r>
+        <w:rPr>
+          <w:bCs/>
+          <w:b/>
+        </w:rPr>
+        <w:t xml:space="preserve">配置：</w:t>
+      </w:r>
+    </w:p>
+    <w:p>
+      <w:pPr>
+        <w:pStyle w:val="SourceCode"/>
+      </w:pPr>
+      <w:r>
+        <w:rPr>
+          <w:rStyle w:val="NormalTok"/>
+        </w:rPr>
+        <w:t xml:space="preserve">cloud</w:t>
+      </w:r>
+      <w:r>
+        <w:rPr>
+          <w:rStyle w:val="OperatorTok"/>
+        </w:rPr>
+        <w:t xml:space="preserve">:</w:t>
+      </w:r>
+      <w:r>
+        <w:rPr>
+          <w:rStyle w:val="NormalTok"/>
+        </w:rPr>
+        <w:t xml:space="preserve"> {</w:t>
+      </w:r>
+      <w:r>
+        <w:br/>
+      </w:r>
+      <w:r>
+        <w:rPr>
+          <w:rStyle w:val="NormalTok"/>
+        </w:rPr>
+        <w:t xml:space="preserve">  </w:t>
+      </w:r>
+      <w:r>
+        <w:rPr>
+          <w:rStyle w:val="DataTypeTok"/>
+        </w:rPr>
+        <w:t xml:space="preserve">enabled</w:t>
+      </w:r>
+      <w:r>
+        <w:rPr>
+          <w:rStyle w:val="OperatorTok"/>
+        </w:rPr>
+        <w:t xml:space="preserve">:</w:t>
+      </w:r>
+      <w:r>
+        <w:rPr>
+          <w:rStyle w:val="NormalTok"/>
+        </w:rPr>
+        <w:t xml:space="preserve"> </w:t>
+      </w:r>
+      <w:r>
+        <w:rPr>
+          <w:rStyle w:val="KeywordTok"/>
+        </w:rPr>
+        <w:t xml:space="preserve">true</w:t>
+      </w:r>
+      <w:r>
+        <w:rPr>
+          <w:rStyle w:val="OperatorTok"/>
+        </w:rPr>
+        <w:t xml:space="preserve">,</w:t>
+      </w:r>
+      <w:r>
+        <w:br/>
+      </w:r>
+      <w:r>
+        <w:rPr>
+          <w:rStyle w:val="NormalTok"/>
+        </w:rPr>
+        <w:t xml:space="preserve">  </w:t>
+      </w:r>
+      <w:r>
+        <w:rPr>
+          <w:rStyle w:val="DataTypeTok"/>
+        </w:rPr>
+        <w:t xml:space="preserve">env</w:t>
+      </w:r>
+      <w:r>
+        <w:rPr>
+          <w:rStyle w:val="OperatorTok"/>
+        </w:rPr>
+        <w:t xml:space="preserve">:</w:t>
+      </w:r>
+      <w:r>
+        <w:rPr>
+          <w:rStyle w:val="NormalTok"/>
+        </w:rPr>
+        <w:t xml:space="preserve"> </w:t>
+      </w:r>
+      <w:r>
+        <w:rPr>
+          <w:rStyle w:val="StringTok"/>
+        </w:rPr>
+        <w:t xml:space="preserve">'你的环境ID'</w:t>
+      </w:r>
+      <w:r>
+        <w:rPr>
+          <w:rStyle w:val="OperatorTok"/>
+        </w:rPr>
+        <w:t xml:space="preserve">,</w:t>
+      </w:r>
+      <w:r>
+        <w:br/>
+      </w:r>
+      <w:r>
+        <w:rPr>
+          <w:rStyle w:val="NormalTok"/>
+        </w:rPr>
+        <w:t xml:space="preserve">  </w:t>
+      </w:r>
+      <w:r>
+        <w:rPr>
+          <w:rStyle w:val="DataTypeTok"/>
+        </w:rPr>
+        <w:t xml:space="preserve">charDataRoot</w:t>
+      </w:r>
+      <w:r>
+        <w:rPr>
+          <w:rStyle w:val="OperatorTok"/>
+        </w:rPr>
+        <w:t xml:space="preserve">:</w:t>
+      </w:r>
+      <w:r>
+        <w:rPr>
+          <w:rStyle w:val="NormalTok"/>
+        </w:rPr>
+        <w:t xml:space="preserve"> </w:t>
+      </w:r>
+      <w:r>
+        <w:rPr>
+          <w:rStyle w:val="StringTok"/>
+        </w:rPr>
+        <w:t xml:space="preserve">'cloud://你的环境ID.xxxx/hanzi-data'</w:t>
+      </w:r>
+      <w:r>
+        <w:rPr>
+          <w:rStyle w:val="OperatorTok"/>
+        </w:rPr>
+        <w:t xml:space="preserve">,</w:t>
+      </w:r>
+      <w:r>
+        <w:rPr>
+          <w:rStyle w:val="NormalTok"/>
+        </w:rPr>
+        <w:t xml:space="preserve"> </w:t>
+      </w:r>
+      <w:r>
+        <w:rPr>
+          <w:rStyle w:val="CommentTok"/>
+        </w:rPr>
+        <w:t xml:space="preserve">// 云存储里笔画数据目录的 fileID 前缀</w:t>
+      </w:r>
+      <w:r>
+        <w:br/>
+      </w:r>
+      <w:r>
+        <w:rPr>
+          <w:rStyle w:val="NormalTok"/>
+        </w:rPr>
+        <w:t xml:space="preserve">  </w:t>
+      </w:r>
+      <w:r>
+        <w:rPr>
+          <w:rStyle w:val="DataTypeTok"/>
+        </w:rPr>
+        <w:t xml:space="preserve">sync</w:t>
+      </w:r>
+      <w:r>
+        <w:rPr>
+          <w:rStyle w:val="OperatorTok"/>
+        </w:rPr>
+        <w:t xml:space="preserve">:</w:t>
+      </w:r>
+      <w:r>
+        <w:rPr>
+          <w:rStyle w:val="NormalTok"/>
+        </w:rPr>
+        <w:t xml:space="preserve"> </w:t>
+      </w:r>
+      <w:r>
+        <w:rPr>
+          <w:rStyle w:val="KeywordTok"/>
+        </w:rPr>
+        <w:t xml:space="preserve">true</w:t>
+      </w:r>
+      <w:r>
+        <w:br/>
+      </w:r>
+      <w:r>
+        <w:rPr>
+          <w:rStyle w:val="NormalTok"/>
+        </w:rPr>
+        <w:t xml:space="preserve">}</w:t>
       </w:r>
     </w:p>
     <w:p>
@@ -2369,25 +2658,98 @@
         <w:pStyle w:val="Compact"/>
       </w:pPr>
       <w:r>
-        <w:t xml:space="preserve">主包默认包含：</w:t>
-      </w:r>
+        <w:rPr>
+          <w:bCs/>
+          <w:b/>
+        </w:rPr>
+        <w:t xml:space="preserve">笔画数据走云存储</w:t>
+      </w:r>
+      <w:r>
+        <w:t xml:space="preserve">（替代 CDN，免域名白名单）：</w:t>
+      </w:r>
+    </w:p>
+    <w:p>
+      <w:pPr>
+        <w:numPr>
+          <w:ilvl w:val="1"/>
+          <w:numId w:val="1012"/>
+        </w:numPr>
+        <w:pStyle w:val="Compact"/>
+      </w:pPr>
       <w:r>
         <w:rPr>
           <w:rStyle w:val="VerbatimChar"/>
         </w:rPr>
-        <w:t xml:space="preserve">vendor/</w:t>
-      </w:r>
-      <w:r>
-        <w:t xml:space="preserve">（hanzi-writer ~106KB）、</w:t>
+        <w:t xml:space="preserve">node tools/fetch-strokes.mjs</w:t>
+      </w:r>
+      <w:r>
+        <w:t xml:space="preserve"> </w:t>
+      </w:r>
+      <w:r>
+        <w:t xml:space="preserve">生成</w:t>
+      </w:r>
+      <w:r>
+        <w:t xml:space="preserve"> </w:t>
       </w:r>
       <w:r>
         <w:rPr>
           <w:rStyle w:val="VerbatimChar"/>
         </w:rPr>
-        <w:t xml:space="preserve">data/</w:t>
-      </w:r>
-      <w:r>
-        <w:t xml:space="preserve">（教材/古诗等约 110KB）、页面代码。整体远低于主包 2MB 上限。</w:t>
+        <w:t xml:space="preserve">dist-strokes/</w:t>
+      </w:r>
+      <w:r>
+        <w:t xml:space="preserve">；</w:t>
+      </w:r>
+    </w:p>
+    <w:p>
+      <w:pPr>
+        <w:numPr>
+          <w:ilvl w:val="1"/>
+          <w:numId w:val="1012"/>
+        </w:numPr>
+        <w:pStyle w:val="Compact"/>
+      </w:pPr>
+      <w:r>
+        <w:t xml:space="preserve">在云开发控制台「存储」里新建</w:t>
+      </w:r>
+      <w:r>
+        <w:t xml:space="preserve"> </w:t>
+      </w:r>
+      <w:r>
+        <w:rPr>
+          <w:rStyle w:val="VerbatimChar"/>
+        </w:rPr>
+        <w:t xml:space="preserve">hanzi-data/</w:t>
+      </w:r>
+      <w:r>
+        <w:t xml:space="preserve"> </w:t>
+      </w:r>
+      <w:r>
+        <w:t xml:space="preserve">目录并上传这些 json；</w:t>
+      </w:r>
+    </w:p>
+    <w:p>
+      <w:pPr>
+        <w:numPr>
+          <w:ilvl w:val="1"/>
+          <w:numId w:val="1012"/>
+        </w:numPr>
+        <w:pStyle w:val="Compact"/>
+      </w:pPr>
+      <w:r>
+        <w:t xml:space="preserve">复制该目录的 fileID 前缀填到</w:t>
+      </w:r>
+      <w:r>
+        <w:t xml:space="preserve"> </w:t>
+      </w:r>
+      <w:r>
+        <w:rPr>
+          <w:rStyle w:val="VerbatimChar"/>
+        </w:rPr>
+        <w:t xml:space="preserve">charDataRoot</w:t>
+      </w:r>
+      <w:r>
+        <w:t xml:space="preserve">。</w:t>
       </w:r>
     </w:p>
     <w:p>
@@ -2399,41 +2761,36 @@
         <w:pStyle w:val="Compact"/>
       </w:pPr>
       <w:r>
-        <w:t xml:space="preserve">若后续体积增大，可把</w:t>
-      </w:r>
-      <w:r>
-        <w:t xml:space="preserve"> </w:t>
-      </w:r>
-      <w:r>
-        <w:rPr>
-          <w:rStyle w:val="VerbatimChar"/>
-        </w:rPr>
-        <w:t xml:space="preserve">data/textbook*.js</w:t>
-      </w:r>
-      <w:r>
-        <w:t xml:space="preserve">、</w:t>
-      </w:r>
-      <w:r>
-        <w:rPr>
-          <w:rStyle w:val="VerbatimChar"/>
-        </w:rPr>
-        <w:t xml:space="preserve">data/poems.js</w:t>
-      </w:r>
-      <w:r>
-        <w:t xml:space="preserve"> </w:t>
-      </w:r>
-      <w:r>
-        <w:t xml:space="preserve">移入分包（注意：移到分包后，</w:t>
-      </w:r>
-      <w:r>
         <w:rPr>
           <w:bCs/>
           <w:b/>
         </w:rPr>
-        <w:t xml:space="preserve">首页将无法直接读取</w:t>
-      </w:r>
-      <w:r>
-        <w:t xml:space="preserve">，需要改为预取或摘要方案）。</w:t>
+        <w:t xml:space="preserve">数据同步</w:t>
+      </w:r>
+      <w:r>
+        <w:t xml:space="preserve">：云开发控制台「数据库」新建集合</w:t>
+      </w:r>
+      <w:r>
+        <w:t xml:space="preserve"> </w:t>
+      </w:r>
+      <w:r>
+        <w:rPr>
+          <w:rStyle w:val="VerbatimChar"/>
+        </w:rPr>
+        <w:t xml:space="preserve">hw_data</w:t>
+      </w:r>
+      <w:r>
+        <w:t xml:space="preserve">，权限选「</w:t>
+      </w:r>
+      <w:r>
+        <w:rPr>
+          <w:bCs/>
+          <w:b/>
+        </w:rPr>
+        <w:t xml:space="preserve">仅创建者可读写</w:t>
+      </w:r>
+      <w:r>
+        <w:t xml:space="preserve">」，即可用「我的 → 云同步数据」同步记录/收藏/生字本/学习记录。</w:t>
       </w:r>
     </w:p>
     <w:p>
@@ -2445,119 +2802,234 @@
         <w:pStyle w:val="Compact"/>
       </w:pPr>
       <w:r>
-        <w:t xml:space="preserve">字库/教材等大数据</w:t>
-      </w:r>
-      <w:r>
         <w:rPr>
           <w:bCs/>
           <w:b/>
         </w:rPr>
-        <w:t xml:space="preserve">不要内置全量笔画数据</w:t>
-      </w:r>
-      <w:r>
-        <w:t xml:space="preserve">（全量十几 MB），始终走 3.1 的自建存储 + 按需缓存。</w:t>
-      </w:r>
-    </w:p>
+        <w:t xml:space="preserve">打卡提醒推送</w:t>
+      </w:r>
+      <w:r>
+        <w:t xml:space="preserve">：云开发控制台「数据库」新建集合</w:t>
+      </w:r>
+      <w:r>
+        <w:t xml:space="preserve"> </w:t>
+      </w:r>
+      <w:r>
+        <w:rPr>
+          <w:rStyle w:val="VerbatimChar"/>
+        </w:rPr>
+        <w:t xml:space="preserve">remind</w:t>
+      </w:r>
+      <w:r>
+        <w:t xml:space="preserve">（仅创建者可读写）；把</w:t>
+      </w:r>
+      <w:r>
+        <w:t xml:space="preserve"> </w:t>
+      </w:r>
+      <w:r>
+        <w:rPr>
+          <w:rStyle w:val="VerbatimChar"/>
+        </w:rPr>
+        <w:t xml:space="preserve">cloudfunctions/sendReminder</w:t>
+      </w:r>
+      <w:r>
+        <w:t xml:space="preserve"> </w:t>
+      </w:r>
+      <w:r>
+        <w:t xml:space="preserve">用工具右键「上传并部署（云端安装依赖）」；在</w:t>
+      </w:r>
+      <w:r>
+        <w:t xml:space="preserve"> </w:t>
+      </w:r>
+      <w:r>
+        <w:rPr>
+          <w:rStyle w:val="VerbatimChar"/>
+        </w:rPr>
+        <w:t xml:space="preserve">index.js</w:t>
+      </w:r>
+      <w:r>
+        <w:t xml:space="preserve"> </w:t>
+      </w:r>
+      <w:r>
+        <w:t xml:space="preserve">填模板ID；</w:t>
+      </w:r>
+      <w:r>
+        <w:rPr>
+          <w:rStyle w:val="VerbatimChar"/>
+        </w:rPr>
+        <w:t xml:space="preserve">config.json</w:t>
+      </w:r>
+      <w:r>
+        <w:t xml:space="preserve"> </w:t>
+      </w:r>
+      <w:r>
+        <w:t xml:space="preserve">已含每天 20:00 的定时触发器。</w:t>
+      </w:r>
+    </w:p>
+    <w:p>
+      <w:pPr>
+        <w:pStyle w:val="BlockText"/>
+      </w:pPr>
+      <w:r>
+        <w:t xml:space="preserve">若在</w:t>
+      </w:r>
+      <w:r>
+        <w:t xml:space="preserve"> </w:t>
+      </w:r>
+      <w:r>
+        <w:rPr>
+          <w:rStyle w:val="VerbatimChar"/>
+        </w:rPr>
+        <w:t xml:space="preserve">project.config.json</w:t>
+      </w:r>
+      <w:r>
+        <w:t xml:space="preserve"> </w:t>
+      </w:r>
+      <w:r>
+        <w:t xml:space="preserve">启用云函数目录，可设</w:t>
+      </w:r>
+      <w:r>
+        <w:t xml:space="preserve"> </w:t>
+      </w:r>
+      <w:r>
+        <w:rPr>
+          <w:rStyle w:val="VerbatimChar"/>
+        </w:rPr>
+        <w:t xml:space="preserve">"cloudfunctionRoot": "cloudfunctions/"</w:t>
+      </w:r>
+      <w:r>
+        <w:t xml:space="preserve">（我们默认未设，且已把该目录加入</w:t>
+      </w:r>
+      <w:r>
+        <w:t xml:space="preserve"> </w:t>
+      </w:r>
+      <w:r>
+        <w:rPr>
+          <w:rStyle w:val="VerbatimChar"/>
+        </w:rPr>
+        <w:t xml:space="preserve">packOptions.ignore</w:t>
+      </w:r>
+      <w:r>
+        <w:t xml:space="preserve">，不影响主包）。</w:t>
+      </w:r>
+    </w:p>
+    <w:bookmarkEnd w:id="30"/>
     <w:bookmarkEnd w:id="31"/>
-    <w:bookmarkStart w:id="32" w:name="体验与真机验证"/>
+    <w:bookmarkStart w:id="32" w:name="包体与性能"/>
     <w:p>
       <w:pPr>
         <w:pStyle w:val="Heading1"/>
       </w:pPr>
       <w:r>
-        <w:t xml:space="preserve">6. 体验与真机验证</w:t>
+        <w:t xml:space="preserve">5. 包体与性能</w:t>
       </w:r>
     </w:p>
     <w:p>
       <w:pPr>
         <w:numPr>
           <w:ilvl w:val="0"/>
-          <w:numId w:val="1012"/>
+          <w:numId w:val="1013"/>
         </w:numPr>
         <w:pStyle w:val="Compact"/>
       </w:pPr>
       <w:r>
-        <w:t xml:space="preserve">上传</w:t>
+        <w:t xml:space="preserve">主包默认包含：</w:t>
+      </w:r>
+      <w:r>
+        <w:rPr>
+          <w:rStyle w:val="VerbatimChar"/>
+        </w:rPr>
+        <w:t xml:space="preserve">vendor/</w:t>
+      </w:r>
+      <w:r>
+        <w:t xml:space="preserve">（hanzi-writer ~106KB）、</w:t>
+      </w:r>
+      <w:r>
+        <w:rPr>
+          <w:rStyle w:val="VerbatimChar"/>
+        </w:rPr>
+        <w:t xml:space="preserve">data/</w:t>
+      </w:r>
+      <w:r>
+        <w:t xml:space="preserve">（教材/古诗等约 110KB）、页面代码。整体远低于主包 2MB 上限。</w:t>
+      </w:r>
+    </w:p>
+    <w:p>
+      <w:pPr>
+        <w:numPr>
+          <w:ilvl w:val="0"/>
+          <w:numId w:val="1013"/>
+        </w:numPr>
+        <w:pStyle w:val="Compact"/>
+      </w:pPr>
+      <w:r>
+        <w:t xml:space="preserve">若后续体积增大，可把</w:t>
+      </w:r>
+      <w:r>
+        <w:t xml:space="preserve"> </w:t>
+      </w:r>
+      <w:r>
+        <w:rPr>
+          <w:rStyle w:val="VerbatimChar"/>
+        </w:rPr>
+        <w:t xml:space="preserve">data/textbook*.js</w:t>
+      </w:r>
+      <w:r>
+        <w:t xml:space="preserve">、</w:t>
+      </w:r>
+      <w:r>
+        <w:rPr>
+          <w:rStyle w:val="VerbatimChar"/>
+        </w:rPr>
+        <w:t xml:space="preserve">data/poems.js</w:t>
+      </w:r>
+      <w:r>
+        <w:t xml:space="preserve"> </w:t>
+      </w:r>
+      <w:r>
+        <w:t xml:space="preserve">移入分包（注意：移到分包后，</w:t>
       </w:r>
       <w:r>
         <w:rPr>
           <w:bCs/>
           <w:b/>
         </w:rPr>
-        <w:t xml:space="preserve">体验版</w:t>
-      </w:r>
-      <w:r>
-        <w:t xml:space="preserve">，用微信扫码在真机验证：</w:t>
-      </w:r>
-    </w:p>
-    <w:p>
-      <w:pPr>
-        <w:numPr>
-          <w:ilvl w:val="1"/>
+        <w:t xml:space="preserve">首页将无法直接读取</w:t>
+      </w:r>
+      <w:r>
+        <w:t xml:space="preserve">，需要改为预取或摘要方案）。</w:t>
+      </w:r>
+    </w:p>
+    <w:p>
+      <w:pPr>
+        <w:numPr>
+          <w:ilvl w:val="0"/>
           <w:numId w:val="1013"/>
         </w:numPr>
         <w:pStyle w:val="Compact"/>
       </w:pPr>
       <w:r>
-        <w:t xml:space="preserve">练字动画、描红、测验</w:t>
-      </w:r>
-    </w:p>
-    <w:p>
-      <w:pPr>
-        <w:numPr>
-          <w:ilvl w:val="1"/>
-          <w:numId w:val="1013"/>
-        </w:numPr>
-        <w:pStyle w:val="Compact"/>
-      </w:pPr>
-      <w:r>
-        <w:t xml:space="preserve">教材同步 / 听写 / 测试卷 / 古诗</w:t>
-      </w:r>
-    </w:p>
-    <w:p>
-      <w:pPr>
-        <w:numPr>
-          <w:ilvl w:val="1"/>
-          <w:numId w:val="1013"/>
-        </w:numPr>
-        <w:pStyle w:val="Compact"/>
-      </w:pPr>
-      <w:r>
-        <w:t xml:space="preserve">字帖、海报的保存到相册（真机才准）</w:t>
-      </w:r>
-    </w:p>
-    <w:p>
-      <w:pPr>
-        <w:numPr>
-          <w:ilvl w:val="1"/>
-          <w:numId w:val="1013"/>
-        </w:numPr>
-        <w:pStyle w:val="Compact"/>
-      </w:pPr>
-      <w:r>
-        <w:t xml:space="preserve">断网后重进已练字仍可显示（缓存）</w:t>
-      </w:r>
-    </w:p>
-    <w:p>
-      <w:pPr>
-        <w:numPr>
-          <w:ilvl w:val="1"/>
-          <w:numId w:val="1013"/>
-        </w:numPr>
-        <w:pStyle w:val="Compact"/>
-      </w:pPr>
-      <w:r>
-        <w:t xml:space="preserve">真机 Console 无红色错误</w:t>
+        <w:t xml:space="preserve">字库/教材等大数据</w:t>
+      </w:r>
+      <w:r>
+        <w:rPr>
+          <w:bCs/>
+          <w:b/>
+        </w:rPr>
+        <w:t xml:space="preserve">不要内置全量笔画数据</w:t>
+      </w:r>
+      <w:r>
+        <w:t xml:space="preserve">（全量十几 MB），始终走 3.1 的自建存储 + 按需缓存。</w:t>
       </w:r>
     </w:p>
     <w:bookmarkEnd w:id="32"/>
-    <w:bookmarkStart w:id="33" w:name="提审与发布"/>
+    <w:bookmarkStart w:id="33" w:name="体验与真机验证"/>
     <w:p>
       <w:pPr>
         <w:pStyle w:val="Heading1"/>
       </w:pPr>
       <w:r>
-        <w:t xml:space="preserve">7. 提审与发布</w:t>
+        <w:t xml:space="preserve">6. 体验与真机验证</w:t>
       </w:r>
     </w:p>
     <w:p>
@@ -2569,31 +3041,17 @@
         <w:pStyle w:val="Compact"/>
       </w:pPr>
       <w:r>
-        <w:t xml:space="preserve">开发者工具「上传」，填版本号与备注。</w:t>
-      </w:r>
-    </w:p>
-    <w:p>
-      <w:pPr>
-        <w:numPr>
-          <w:ilvl w:val="0"/>
-          <w:numId w:val="1014"/>
-        </w:numPr>
-        <w:pStyle w:val="Compact"/>
-      </w:pPr>
-      <w:r>
-        <w:t xml:space="preserve">公众平台「版本管理 → 提交审核」，填写功能说明。</w:t>
-      </w:r>
-    </w:p>
-    <w:p>
-      <w:pPr>
-        <w:numPr>
-          <w:ilvl w:val="0"/>
-          <w:numId w:val="1014"/>
-        </w:numPr>
-        <w:pStyle w:val="Compact"/>
-      </w:pPr>
-      <w:r>
-        <w:t xml:space="preserve">审核注意：</w:t>
+        <w:t xml:space="preserve">上传</w:t>
+      </w:r>
+      <w:r>
+        <w:rPr>
+          <w:bCs/>
+          <w:b/>
+        </w:rPr>
+        <w:t xml:space="preserve">体验版</w:t>
+      </w:r>
+      <w:r>
+        <w:t xml:space="preserve">，用微信扫码在真机验证：</w:t>
       </w:r>
     </w:p>
     <w:p>
@@ -2605,7 +3063,7 @@
         <w:pStyle w:val="Compact"/>
       </w:pPr>
       <w:r>
-        <w:t xml:space="preserve">内容合规、无诱导分享/关注；</w:t>
+        <w:t xml:space="preserve">练字动画、描红、测验</w:t>
       </w:r>
     </w:p>
     <w:p>
@@ -2617,7 +3075,7 @@
         <w:pStyle w:val="Compact"/>
       </w:pPr>
       <w:r>
-        <w:t xml:space="preserve">字表/古诗为公共领域或已授权内容（见第 8 节）；</w:t>
+        <w:t xml:space="preserve">教材同步 / 听写 / 测试卷 / 古诗</w:t>
       </w:r>
     </w:p>
     <w:p>
@@ -2629,6 +3087,112 @@
         <w:pStyle w:val="Compact"/>
       </w:pPr>
       <w:r>
+        <w:t xml:space="preserve">字帖、海报的保存到相册（真机才准）</w:t>
+      </w:r>
+    </w:p>
+    <w:p>
+      <w:pPr>
+        <w:numPr>
+          <w:ilvl w:val="1"/>
+          <w:numId w:val="1015"/>
+        </w:numPr>
+        <w:pStyle w:val="Compact"/>
+      </w:pPr>
+      <w:r>
+        <w:t xml:space="preserve">断网后重进已练字仍可显示（缓存）</w:t>
+      </w:r>
+    </w:p>
+    <w:p>
+      <w:pPr>
+        <w:numPr>
+          <w:ilvl w:val="1"/>
+          <w:numId w:val="1015"/>
+        </w:numPr>
+        <w:pStyle w:val="Compact"/>
+      </w:pPr>
+      <w:r>
+        <w:t xml:space="preserve">真机 Console 无红色错误</w:t>
+      </w:r>
+    </w:p>
+    <w:bookmarkEnd w:id="33"/>
+    <w:bookmarkStart w:id="34" w:name="提审与发布"/>
+    <w:p>
+      <w:pPr>
+        <w:pStyle w:val="Heading1"/>
+      </w:pPr>
+      <w:r>
+        <w:t xml:space="preserve">7. 提审与发布</w:t>
+      </w:r>
+    </w:p>
+    <w:p>
+      <w:pPr>
+        <w:numPr>
+          <w:ilvl w:val="0"/>
+          <w:numId w:val="1016"/>
+        </w:numPr>
+        <w:pStyle w:val="Compact"/>
+      </w:pPr>
+      <w:r>
+        <w:t xml:space="preserve">开发者工具「上传」，填版本号与备注。</w:t>
+      </w:r>
+    </w:p>
+    <w:p>
+      <w:pPr>
+        <w:numPr>
+          <w:ilvl w:val="0"/>
+          <w:numId w:val="1016"/>
+        </w:numPr>
+        <w:pStyle w:val="Compact"/>
+      </w:pPr>
+      <w:r>
+        <w:t xml:space="preserve">公众平台「版本管理 → 提交审核」，填写功能说明。</w:t>
+      </w:r>
+    </w:p>
+    <w:p>
+      <w:pPr>
+        <w:numPr>
+          <w:ilvl w:val="0"/>
+          <w:numId w:val="1016"/>
+        </w:numPr>
+        <w:pStyle w:val="Compact"/>
+      </w:pPr>
+      <w:r>
+        <w:t xml:space="preserve">审核注意：</w:t>
+      </w:r>
+    </w:p>
+    <w:p>
+      <w:pPr>
+        <w:numPr>
+          <w:ilvl w:val="1"/>
+          <w:numId w:val="1017"/>
+        </w:numPr>
+        <w:pStyle w:val="Compact"/>
+      </w:pPr>
+      <w:r>
+        <w:t xml:space="preserve">内容合规、无诱导分享/关注；</w:t>
+      </w:r>
+    </w:p>
+    <w:p>
+      <w:pPr>
+        <w:numPr>
+          <w:ilvl w:val="1"/>
+          <w:numId w:val="1017"/>
+        </w:numPr>
+        <w:pStyle w:val="Compact"/>
+      </w:pPr>
+      <w:r>
+        <w:t xml:space="preserve">字表/古诗为公共领域或已授权内容（见第 8 节）；</w:t>
+      </w:r>
+    </w:p>
+    <w:p>
+      <w:pPr>
+        <w:numPr>
+          <w:ilvl w:val="1"/>
+          <w:numId w:val="1017"/>
+        </w:numPr>
+        <w:pStyle w:val="Compact"/>
+      </w:pPr>
+      <w:r>
         <w:t xml:space="preserve">隐私指引与权限一致。</w:t>
       </w:r>
     </w:p>
@@ -2636,7 +3200,7 @@
       <w:pPr>
         <w:numPr>
           <w:ilvl w:val="0"/>
-          <w:numId w:val="1014"/>
+          <w:numId w:val="1016"/>
         </w:numPr>
         <w:pStyle w:val="Compact"/>
       </w:pPr>
@@ -2644,8 +3208,8 @@
         <w:t xml:space="preserve">审核通过后「发布」。</w:t>
       </w:r>
     </w:p>
-    <w:bookmarkEnd w:id="33"/>
-    <w:bookmarkStart w:id="34" w:name="合规与版权"/>
+    <w:bookmarkEnd w:id="34"/>
+    <w:bookmarkStart w:id="35" w:name="合规与版权"/>
     <w:p>
       <w:pPr>
         <w:pStyle w:val="Heading1"/>
@@ -2860,8 +3424,8 @@
         </w:tc>
       </w:tr>
     </w:tbl>
-    <w:bookmarkEnd w:id="34"/>
-    <w:bookmarkStart w:id="35" w:name="上线检查清单"/>
+    <w:bookmarkEnd w:id="35"/>
+    <w:bookmarkStart w:id="36" w:name="上线检查清单"/>
     <w:p>
       <w:pPr>
         <w:pStyle w:val="Heading1"/>
@@ -2874,7 +3438,7 @@
       <w:pPr>
         <w:numPr>
           <w:ilvl w:val="0"/>
-          <w:numId w:val="1016"/>
+          <w:numId w:val="1018"/>
         </w:numPr>
         <w:pStyle w:val="Compact"/>
       </w:pPr>
@@ -2895,7 +3459,7 @@
       <w:pPr>
         <w:numPr>
           <w:ilvl w:val="0"/>
-          <w:numId w:val="1016"/>
+          <w:numId w:val="1018"/>
         </w:numPr>
         <w:pStyle w:val="Compact"/>
       </w:pPr>
@@ -2907,7 +3471,7 @@
       <w:pPr>
         <w:numPr>
           <w:ilvl w:val="0"/>
-          <w:numId w:val="1016"/>
+          <w:numId w:val="1018"/>
         </w:numPr>
         <w:pStyle w:val="Compact"/>
       </w:pPr>
@@ -2931,7 +3495,7 @@
       <w:pPr>
         <w:numPr>
           <w:ilvl w:val="0"/>
-          <w:numId w:val="1016"/>
+          <w:numId w:val="1018"/>
         </w:numPr>
         <w:pStyle w:val="Compact"/>
       </w:pPr>
@@ -2956,7 +3520,7 @@
       <w:pPr>
         <w:numPr>
           <w:ilvl w:val="0"/>
-          <w:numId w:val="1016"/>
+          <w:numId w:val="1018"/>
         </w:numPr>
         <w:pStyle w:val="Compact"/>
       </w:pPr>
@@ -2968,7 +3532,7 @@
       <w:pPr>
         <w:numPr>
           <w:ilvl w:val="0"/>
-          <w:numId w:val="1016"/>
+          <w:numId w:val="1018"/>
         </w:numPr>
         <w:pStyle w:val="Compact"/>
       </w:pPr>
@@ -2980,7 +3544,7 @@
       <w:pPr>
         <w:numPr>
           <w:ilvl w:val="0"/>
-          <w:numId w:val="1016"/>
+          <w:numId w:val="1018"/>
         </w:numPr>
         <w:pStyle w:val="Compact"/>
       </w:pPr>
@@ -2992,7 +3556,7 @@
       <w:pPr>
         <w:numPr>
           <w:ilvl w:val="0"/>
-          <w:numId w:val="1016"/>
+          <w:numId w:val="1018"/>
         </w:numPr>
         <w:pStyle w:val="Compact"/>
       </w:pPr>
@@ -3004,7 +3568,7 @@
       <w:pPr>
         <w:numPr>
           <w:ilvl w:val="0"/>
-          <w:numId w:val="1016"/>
+          <w:numId w:val="1018"/>
         </w:numPr>
         <w:pStyle w:val="Compact"/>
       </w:pPr>
@@ -3016,7 +3580,7 @@
       <w:pPr>
         <w:numPr>
           <w:ilvl w:val="0"/>
-          <w:numId w:val="1016"/>
+          <w:numId w:val="1018"/>
         </w:numPr>
         <w:pStyle w:val="Compact"/>
       </w:pPr>
@@ -3028,7 +3592,7 @@
       <w:pPr>
         <w:numPr>
           <w:ilvl w:val="0"/>
-          <w:numId w:val="1016"/>
+          <w:numId w:val="1018"/>
         </w:numPr>
         <w:pStyle w:val="Compact"/>
       </w:pPr>
@@ -3036,7 +3600,7 @@
         <w:t xml:space="preserve">☐ 版权说明已核对（第 8 节）。</w:t>
       </w:r>
     </w:p>
-    <w:bookmarkEnd w:id="35"/>
+    <w:bookmarkEnd w:id="36"/>
     <w:sectPr/>
   </w:body>
 </w:document>
@@ -3419,15 +3983,6 @@
     </w:lvlOverride>
   </w:num>
   <w:num w:numId="1011">
-    <w:abstractNumId w:val="991"/>
-  </w:num>
-  <w:num w:numId="1012">
-    <w:abstractNumId w:val="991"/>
-  </w:num>
-  <w:num w:numId="1013">
-    <w:abstractNumId w:val="991"/>
-  </w:num>
-  <w:num w:numId="1014">
     <w:abstractNumId w:val="99411"/>
     <w:lvlOverride w:ilvl="0">
       <w:startOverride w:val="1"/>
@@ -3457,10 +4012,52 @@
       <w:startOverride w:val="1"/>
     </w:lvlOverride>
   </w:num>
+  <w:num w:numId="1012">
+    <w:abstractNumId w:val="991"/>
+  </w:num>
+  <w:num w:numId="1013">
+    <w:abstractNumId w:val="991"/>
+  </w:num>
+  <w:num w:numId="1014">
+    <w:abstractNumId w:val="991"/>
+  </w:num>
   <w:num w:numId="1015">
     <w:abstractNumId w:val="991"/>
   </w:num>
   <w:num w:numId="1016">
+    <w:abstractNumId w:val="99411"/>
+    <w:lvlOverride w:ilvl="0">
+      <w:startOverride w:val="1"/>
+    </w:lvlOverride>
+    <w:lvlOverride w:ilvl="1">
+      <w:startOverride w:val="1"/>
+    </w:lvlOverride>
+    <w:lvlOverride w:ilvl="2">
+      <w:startOverride w:val="1"/>
+    </w:lvlOverride>
+    <w:lvlOverride w:ilvl="3">
+      <w:startOverride w:val="1"/>
+    </w:lvlOverride>
+    <w:lvlOverride w:ilvl="4">
+      <w:startOverride w:val="1"/>
+    </w:lvlOverride>
+    <w:lvlOverride w:ilvl="5">
+      <w:startOverride w:val="1"/>
+    </w:lvlOverride>
+    <w:lvlOverride w:ilvl="6">
+      <w:startOverride w:val="1"/>
+    </w:lvlOverride>
+    <w:lvlOverride w:ilvl="7">
+      <w:startOverride w:val="1"/>
+    </w:lvlOverride>
+    <w:lvlOverride w:ilvl="8">
+      <w:startOverride w:val="1"/>
+    </w:lvlOverride>
+  </w:num>
+  <w:num w:numId="1017">
+    <w:abstractNumId w:val="991"/>
+  </w:num>
+  <w:num w:numId="1018">
     <w:abstractNumId w:val="991"/>
   </w:num>
 </w:numbering>
